--- a/lms/docs/Ханжин_А_Е_РИС_23_1_Руководство пользователя.docx
+++ b/lms/docs/Ханжин_А_Е_РИС_23_1_Руководство пользователя.docx
@@ -227,7 +227,27 @@
                 <w:szCs w:val="24"/>
                 <w:lang w:eastAsia="en-US"/>
               </w:rPr>
-              <w:t>Инв. № дубл.</w:t>
+              <w:t xml:space="preserve">Инв. № </w:t>
+            </w:r>
+            <w:proofErr w:type="spellStart"/>
+            <w:r>
+              <w:rPr>
+                <w:rFonts w:eastAsiaTheme="minorEastAsia"/>
+                <w:sz w:val="24"/>
+                <w:szCs w:val="24"/>
+                <w:lang w:eastAsia="en-US"/>
+              </w:rPr>
+              <w:t>дубл</w:t>
+            </w:r>
+            <w:proofErr w:type="spellEnd"/>
+            <w:r>
+              <w:rPr>
+                <w:rFonts w:eastAsiaTheme="minorEastAsia"/>
+                <w:sz w:val="24"/>
+                <w:szCs w:val="24"/>
+                <w:lang w:eastAsia="en-US"/>
+              </w:rPr>
+              <w:t>.</w:t>
             </w:r>
           </w:p>
         </w:tc>
@@ -282,6 +302,7 @@
                 <w:lang w:eastAsia="en-US"/>
               </w:rPr>
             </w:pPr>
+            <w:proofErr w:type="spellStart"/>
             <w:r>
               <w:rPr>
                 <w:rFonts w:eastAsiaTheme="minorEastAsia"/>
@@ -289,7 +310,17 @@
                 <w:szCs w:val="24"/>
                 <w:lang w:eastAsia="en-US"/>
               </w:rPr>
-              <w:t>Взам. инв. №</w:t>
+              <w:t>Взам</w:t>
+            </w:r>
+            <w:proofErr w:type="spellEnd"/>
+            <w:r>
+              <w:rPr>
+                <w:rFonts w:eastAsiaTheme="minorEastAsia"/>
+                <w:sz w:val="24"/>
+                <w:szCs w:val="24"/>
+                <w:lang w:eastAsia="en-US"/>
+              </w:rPr>
+              <w:t>. инв. №</w:t>
             </w:r>
           </w:p>
         </w:tc>
@@ -629,7 +660,27 @@
                 <w:szCs w:val="22"/>
                 <w:lang w:eastAsia="en-US"/>
               </w:rPr>
-              <w:t>___________ / В.Д.Марквирер /</w:t>
+              <w:t xml:space="preserve">___________ / </w:t>
+            </w:r>
+            <w:proofErr w:type="spellStart"/>
+            <w:r>
+              <w:rPr>
+                <w:rFonts w:eastAsiaTheme="minorHAnsi" w:cstheme="minorBidi"/>
+                <w:sz w:val="24"/>
+                <w:szCs w:val="22"/>
+                <w:lang w:eastAsia="en-US"/>
+              </w:rPr>
+              <w:t>В.Д.Марквирер</w:t>
+            </w:r>
+            <w:proofErr w:type="spellEnd"/>
+            <w:r>
+              <w:rPr>
+                <w:rFonts w:eastAsiaTheme="minorHAnsi" w:cstheme="minorBidi"/>
+                <w:sz w:val="24"/>
+                <w:szCs w:val="22"/>
+                <w:lang w:eastAsia="en-US"/>
+              </w:rPr>
+              <w:t xml:space="preserve"> /</w:t>
             </w:r>
           </w:p>
           <w:p>
@@ -651,7 +702,25 @@
                 <w:szCs w:val="22"/>
                 <w:lang w:eastAsia="en-US"/>
               </w:rPr>
-              <w:t>«___» _____________ 2024 г.</w:t>
+              <w:t>«___» _____________ 202</w:t>
+            </w:r>
+            <w:r>
+              <w:rPr>
+                <w:rFonts w:eastAsiaTheme="minorHAnsi" w:cstheme="minorBidi"/>
+                <w:sz w:val="24"/>
+                <w:szCs w:val="22"/>
+                <w:lang w:eastAsia="en-US"/>
+              </w:rPr>
+              <w:t>6</w:t>
+            </w:r>
+            <w:r>
+              <w:rPr>
+                <w:rFonts w:eastAsiaTheme="minorHAnsi" w:cstheme="minorBidi"/>
+                <w:sz w:val="24"/>
+                <w:szCs w:val="22"/>
+                <w:lang w:eastAsia="en-US"/>
+              </w:rPr>
+              <w:t xml:space="preserve"> г.</w:t>
             </w:r>
           </w:p>
         </w:tc>
@@ -813,7 +882,25 @@
                 <w:szCs w:val="22"/>
                 <w:lang w:eastAsia="en-US"/>
               </w:rPr>
-              <w:t>«___» _____________ 2024 г.</w:t>
+              <w:t>«___» _____________ 202</w:t>
+            </w:r>
+            <w:r>
+              <w:rPr>
+                <w:rFonts w:eastAsiaTheme="minorHAnsi" w:cstheme="minorBidi"/>
+                <w:sz w:val="24"/>
+                <w:szCs w:val="22"/>
+                <w:lang w:eastAsia="en-US"/>
+              </w:rPr>
+              <w:t>6</w:t>
+            </w:r>
+            <w:r>
+              <w:rPr>
+                <w:rFonts w:eastAsiaTheme="minorHAnsi" w:cstheme="minorBidi"/>
+                <w:sz w:val="24"/>
+                <w:szCs w:val="22"/>
+                <w:lang w:eastAsia="en-US"/>
+              </w:rPr>
+              <w:t xml:space="preserve"> г.</w:t>
             </w:r>
           </w:p>
         </w:tc>
@@ -836,7 +923,7 @@
           <w:b/>
           <w:lang w:eastAsia="en-US"/>
         </w:rPr>
-        <w:t>РАЗРАБОТКА ИНФОРМАЦИОННОЙ СИСТЕМЫ ДЛЯ ИЗУЧЕНИЯ ЯЗЫКОВ И ПРАКТИКИ НАВЫКОВ ПЕЧАТИ</w:t>
+        <w:t>РАЗРАБОТКА СЕРВИСА ДЛЯ ОБМЕНА ФАЙЛАМИ В ЭКОСИСТЕМЕ ДИСЦИПЛИНЫ «ПРОГРАММИРОВАНИЕ»</w:t>
       </w:r>
     </w:p>
     <w:p>
@@ -972,14 +1059,30 @@
           <w:sz w:val="24"/>
           <w:szCs w:val="24"/>
         </w:rPr>
-        <w:t>«____»_______________________ 202</w:t>
-      </w:r>
-      <w:r>
-        <w:rPr>
-          <w:sz w:val="24"/>
-          <w:szCs w:val="24"/>
-        </w:rPr>
-        <w:t>5</w:t>
+        <w:t>«___</w:t>
+      </w:r>
+      <w:proofErr w:type="gramStart"/>
+      <w:r>
+        <w:rPr>
+          <w:sz w:val="24"/>
+          <w:szCs w:val="24"/>
+        </w:rPr>
+        <w:t>_»_</w:t>
+      </w:r>
+      <w:proofErr w:type="gramEnd"/>
+      <w:r>
+        <w:rPr>
+          <w:sz w:val="24"/>
+          <w:szCs w:val="24"/>
+        </w:rPr>
+        <w:t>______________________ 202</w:t>
+      </w:r>
+      <w:r>
+        <w:rPr>
+          <w:sz w:val="24"/>
+          <w:szCs w:val="24"/>
+        </w:rPr>
+        <w:t>6</w:t>
       </w:r>
       <w:r>
         <w:rPr>
@@ -1013,7 +1116,7 @@
           <w:sz w:val="28"/>
           <w:szCs w:val="28"/>
         </w:rPr>
-        <w:t>5</w:t>
+        <w:t>6</w:t>
       </w:r>
       <w:r>
         <w:rPr>
@@ -1056,7 +1159,7 @@
           <w:b/>
           <w:bCs/>
         </w:rPr>
-        <w:t>Приложение для автоматизации проверки документации на соответствие формальным критериям оформления</w:t>
+        <w:t>РАЗРАБОТКА СЕРВИСА ДЛЯ ОБМЕНА ФАЙЛАМИ В ЭКОСИСТЕМЕ ДИСЦИПЛИНЫ «ПРОГРАММИРОВАНИЕ»</w:t>
       </w:r>
     </w:p>
     <w:p>
@@ -1110,12 +1213,14 @@
         <w:rPr>
           <w:b/>
           <w:bCs/>
-        </w:rPr>
-      </w:pPr>
-      <w:r>
-        <w:rPr>
-          <w:b/>
-          <w:bCs/>
+          <w:lang w:val="en-US"/>
+        </w:rPr>
+      </w:pPr>
+      <w:r>
+        <w:rPr>
+          <w:b/>
+          <w:bCs/>
+          <w:highlight w:val="yellow"/>
         </w:rPr>
         <w:t xml:space="preserve">Листов </w:t>
       </w:r>
@@ -1123,13 +1228,15 @@
         <w:rPr>
           <w:b/>
           <w:bCs/>
-        </w:rPr>
-        <w:t>21</w:t>
-      </w:r>
-    </w:p>
-    <w:p>
-      <w:pPr>
-        <w:pStyle w:val="1"/>
+          <w:highlight w:val="yellow"/>
+          <w:lang w:val="en-US"/>
+        </w:rPr>
+        <w:t>N</w:t>
+      </w:r>
+    </w:p>
+    <w:p>
+      <w:pPr>
+        <w:pStyle w:val="Heading1"/>
         <w:jc w:val="left"/>
         <w:rPr>
           <w:bCs/>
@@ -1175,22 +1282,13 @@
         <w:jc w:val="both"/>
       </w:pPr>
       <w:r>
-        <w:t xml:space="preserve">В данном программном документе приведено руководство программиста по настройке и использованию приложения </w:t>
-      </w:r>
-      <w:r>
-        <w:t>«</w:t>
-      </w:r>
-      <w:r>
-        <w:t>.</w:t>
-      </w:r>
-      <w:r>
-        <w:rPr>
-          <w:lang w:val="en-US"/>
-        </w:rPr>
-        <w:t>flashType</w:t>
-      </w:r>
-      <w:r>
-        <w:t>»</w:t>
+        <w:t>В данном программном документе приведено руководство программиста по настройке и использованию</w:t>
+      </w:r>
+      <w:r>
+        <w:t xml:space="preserve"> </w:t>
+      </w:r>
+      <w:r>
+        <w:t>сервиса обмена файлами в экосистеме дисциплины «Программирование»</w:t>
       </w:r>
       <w:r>
         <w:t>.</w:t>
@@ -1202,25 +1300,7 @@
         <w:jc w:val="both"/>
       </w:pPr>
       <w:r>
-        <w:t xml:space="preserve">В разделе «Назначение программы» указано краткое описание назначения программы и описание функций, которые может выполнять приложение </w:t>
-      </w:r>
-      <w:r>
-        <w:t>«</w:t>
-      </w:r>
-      <w:r>
-        <w:t>.</w:t>
-      </w:r>
-      <w:r>
-        <w:rPr>
-          <w:lang w:val="en-US"/>
-        </w:rPr>
-        <w:t>flashType</w:t>
-      </w:r>
-      <w:r>
-        <w:t>»</w:t>
-      </w:r>
-      <w:r>
-        <w:t>.</w:t>
+        <w:t>В разделе «Назначение программы» указано краткое описание назначения программы и описание функций.</w:t>
       </w:r>
     </w:p>
     <w:p>
@@ -1229,7 +1309,13 @@
         <w:jc w:val="both"/>
       </w:pPr>
       <w:r>
-        <w:t>В разделе «Условия выполнения программы» приведены требования для запуска приложения.</w:t>
+        <w:t xml:space="preserve">В разделе «Условия выполнения программы» приведены требования для запуска </w:t>
+      </w:r>
+      <w:r>
+        <w:t>сервиса</w:t>
+      </w:r>
+      <w:r>
+        <w:t>.</w:t>
       </w:r>
     </w:p>
     <w:p>
@@ -1237,30 +1323,18 @@
         <w:jc w:val="both"/>
       </w:pPr>
       <w:r>
-        <w:t xml:space="preserve">В разделе «Выполнение программы и сообщения оператору» приведено описание каждого пункта меню, настроек и работы функций приложения </w:t>
-      </w:r>
-      <w:r>
-        <w:t>«</w:t>
+        <w:t>В разделе «Выполнение программы и сообщения оператору» приведено описание каждого пункта меню, настроек и работы функций</w:t>
+      </w:r>
+      <w:r>
+        <w:t xml:space="preserve"> сервиса</w:t>
       </w:r>
       <w:r>
         <w:t>.</w:t>
       </w:r>
-      <w:r>
-        <w:rPr>
-          <w:lang w:val="en-US"/>
-        </w:rPr>
-        <w:t>flashType</w:t>
-      </w:r>
-      <w:r>
-        <w:t>»</w:t>
-      </w:r>
-      <w:r>
-        <w:t>.</w:t>
-      </w:r>
-    </w:p>
-    <w:p>
-      <w:pPr>
-        <w:pStyle w:val="1"/>
+    </w:p>
+    <w:p>
+      <w:pPr>
+        <w:pStyle w:val="Heading1"/>
         <w:sectPr>
           <w:headerReference w:type="default" r:id="rId9"/>
           <w:pgSz w:w="12240" w:h="15840"/>
@@ -1291,7 +1365,7 @@
     </w:p>
     <w:p>
       <w:pPr>
-        <w:pStyle w:val="10"/>
+        <w:pStyle w:val="TOC1"/>
         <w:tabs>
           <w:tab w:val="clear" w:pos="709"/>
           <w:tab w:val="right" w:leader="dot" w:pos="9689"/>
@@ -1364,7 +1438,7 @@
     </w:p>
     <w:p>
       <w:pPr>
-        <w:pStyle w:val="20"/>
+        <w:pStyle w:val="TOC2"/>
         <w:tabs>
           <w:tab w:val="clear" w:pos="709"/>
           <w:tab w:val="right" w:leader="dot" w:pos="9689"/>
@@ -1426,7 +1500,7 @@
     </w:p>
     <w:p>
       <w:pPr>
-        <w:pStyle w:val="20"/>
+        <w:pStyle w:val="TOC2"/>
         <w:tabs>
           <w:tab w:val="clear" w:pos="709"/>
           <w:tab w:val="right" w:leader="dot" w:pos="9689"/>
@@ -1488,7 +1562,7 @@
     </w:p>
     <w:p>
       <w:pPr>
-        <w:pStyle w:val="10"/>
+        <w:pStyle w:val="TOC1"/>
         <w:tabs>
           <w:tab w:val="clear" w:pos="709"/>
           <w:tab w:val="right" w:leader="dot" w:pos="9689"/>
@@ -1550,7 +1624,7 @@
     </w:p>
     <w:p>
       <w:pPr>
-        <w:pStyle w:val="10"/>
+        <w:pStyle w:val="TOC1"/>
         <w:tabs>
           <w:tab w:val="clear" w:pos="709"/>
           <w:tab w:val="right" w:leader="dot" w:pos="9689"/>
@@ -1620,7 +1694,7 @@
     </w:p>
     <w:p>
       <w:pPr>
-        <w:pStyle w:val="1"/>
+        <w:pStyle w:val="Heading1"/>
         <w:numPr>
           <w:ilvl w:val="0"/>
           <w:numId w:val="1"/>
@@ -1643,7 +1717,7 @@
     </w:p>
     <w:p>
       <w:pPr>
-        <w:pStyle w:val="2"/>
+        <w:pStyle w:val="Heading2"/>
       </w:pPr>
       <w:bookmarkStart w:id="3" w:name="_Toc9020"/>
       <w:r>
@@ -1657,30 +1731,35 @@
         <w:jc w:val="both"/>
       </w:pPr>
       <w:r>
-        <w:t xml:space="preserve">Приложение </w:t>
-      </w:r>
-      <w:r>
-        <w:t>«</w:t>
+        <w:t>Сервис обмена файлами</w:t>
+      </w:r>
+      <w:r>
+        <w:t xml:space="preserve"> разработан</w:t>
+      </w:r>
+      <w:r>
+        <w:t xml:space="preserve"> </w:t>
+      </w:r>
+      <w:r>
+        <w:t>для</w:t>
+      </w:r>
+      <w:r>
+        <w:t xml:space="preserve"> оптимизации </w:t>
+      </w:r>
+      <w:proofErr w:type="spellStart"/>
+      <w:r>
+        <w:t>пайплайна</w:t>
+      </w:r>
+      <w:proofErr w:type="spellEnd"/>
+      <w:r>
+        <w:t xml:space="preserve"> сдачи работ, ускорения проверки, а также предоставления возможности просмотра методических материалов и получение релевантных результатов поиска информации</w:t>
       </w:r>
       <w:r>
         <w:t>.</w:t>
       </w:r>
-      <w:r>
-        <w:t>flashType</w:t>
-      </w:r>
-      <w:r>
-        <w:t>» разработано для изучения лексики и тренировки навыков печати пользователей</w:t>
-      </w:r>
-      <w:r>
-        <w:t>.</w:t>
-      </w:r>
-      <w:r>
-        <w:t xml:space="preserve"> Помимо этого, информационная система позволяет отлеживать прогресс изучения.</w:t>
-      </w:r>
-    </w:p>
-    <w:p>
-      <w:pPr>
-        <w:pStyle w:val="2"/>
+    </w:p>
+    <w:p>
+      <w:pPr>
+        <w:pStyle w:val="Heading2"/>
       </w:pPr>
       <w:bookmarkStart w:id="4" w:name="_Toc14465"/>
       <w:r>
@@ -1690,7 +1769,7 @@
     </w:p>
     <w:p>
       <w:r>
-        <w:t>Веб-сайт позволяет выполнять следующие функции</w:t>
+        <w:t>Сервис выполняет следующие функции</w:t>
       </w:r>
       <w:r>
         <w:t>:</w:t>
@@ -1705,7 +1784,7 @@
         <w:ind w:left="1134" w:hanging="425"/>
       </w:pPr>
       <w:r>
-        <w:t>Изучение лексики разных уровней с системой прогресса;</w:t>
+        <w:t>Просмотр текущих работ необходимых для выполнения и загрузки.</w:t>
       </w:r>
     </w:p>
     <w:p>
@@ -1717,7 +1796,7 @@
         <w:ind w:left="1134" w:hanging="425"/>
       </w:pPr>
       <w:r>
-        <w:t>Тренировать навыки печати текстов;</w:t>
+        <w:t>Загрузка результатов выполнения лабораторных работ.</w:t>
       </w:r>
     </w:p>
     <w:p>
@@ -1729,7 +1808,7 @@
         <w:ind w:left="1134" w:hanging="425"/>
       </w:pPr>
       <w:r>
-        <w:t>Регистрироваться и авторизироваться в системе;</w:t>
+        <w:t>Просмотр методических материалов для выполнения лабораторной работы.</w:t>
       </w:r>
     </w:p>
     <w:p>
@@ -1741,36 +1820,20 @@
         <w:ind w:left="1134" w:hanging="425"/>
       </w:pPr>
       <w:r>
-        <w:t>Просматривать персональный прогресс изучения по сессиям;</w:t>
-      </w:r>
-    </w:p>
-    <w:p>
-      <w:pPr>
-        <w:numPr>
-          <w:ilvl w:val="0"/>
-          <w:numId w:val="2"/>
-        </w:numPr>
-        <w:ind w:left="1134" w:hanging="425"/>
-      </w:pPr>
-      <w:r>
-        <w:t>Изменять персональные данные;</w:t>
-      </w:r>
-    </w:p>
-    <w:p>
-      <w:pPr>
-        <w:numPr>
-          <w:ilvl w:val="0"/>
-          <w:numId w:val="2"/>
-        </w:numPr>
-        <w:ind w:left="1134" w:hanging="425"/>
-      </w:pPr>
-      <w:r>
-        <w:t>Администрировать сервис через панель администратора.</w:t>
-      </w:r>
-    </w:p>
-    <w:p>
-      <w:pPr>
-        <w:pStyle w:val="1"/>
+        <w:t xml:space="preserve">Предоставление релевантного поиска в базе данных методических </w:t>
+      </w:r>
+      <w:proofErr w:type="spellStart"/>
+      <w:r>
+        <w:t>матераилов</w:t>
+      </w:r>
+      <w:proofErr w:type="spellEnd"/>
+      <w:r>
+        <w:t>.</w:t>
+      </w:r>
+    </w:p>
+    <w:p>
+      <w:pPr>
+        <w:pStyle w:val="Heading1"/>
       </w:pPr>
       <w:bookmarkStart w:id="5" w:name="_Toc25571"/>
       <w:r>
@@ -1803,8 +1866,25 @@
         <w:t xml:space="preserve">Для получения </w:t>
       </w:r>
       <w:r>
-        <w:t>доступа к системе прогресса изучения лексики пользователю необходимо зарегистрироваться на сайте.</w:t>
-      </w:r>
+        <w:t>доступа к</w:t>
+      </w:r>
+      <w:r>
+        <w:t xml:space="preserve"> системе студенту необходимо авторизироваться в системе</w:t>
+      </w:r>
+      <w:r>
+        <w:t>.</w:t>
+      </w:r>
+    </w:p>
+    <w:p>
+      <w:pPr>
+        <w:pStyle w:val="Heading1"/>
+      </w:pPr>
+      <w:bookmarkStart w:id="6" w:name="_Toc13917"/>
+      <w:r>
+        <w:lastRenderedPageBreak/>
+        <w:t>3. Выполнение программы и сообщения оператору</w:t>
+      </w:r>
+      <w:bookmarkEnd w:id="6"/>
     </w:p>
     <w:p>
       <w:pPr>
@@ -1812,27 +1892,10 @@
         <w:jc w:val="both"/>
       </w:pPr>
       <w:r>
-        <w:t>Для просмотра панели администратора, у пользователя должны быть соответствующие права для администрирования сервиса.</w:t>
-      </w:r>
-    </w:p>
-    <w:p>
-      <w:pPr>
-        <w:pStyle w:val="1"/>
-      </w:pPr>
-      <w:bookmarkStart w:id="6" w:name="_Toc13917"/>
-      <w:r>
-        <w:lastRenderedPageBreak/>
-        <w:t>3. Выполнение программы и сообщения оператору</w:t>
-      </w:r>
-      <w:bookmarkEnd w:id="6"/>
-    </w:p>
-    <w:p>
-      <w:pPr>
-        <w:ind w:firstLine="705"/>
-        <w:jc w:val="both"/>
-      </w:pPr>
-      <w:r>
-        <w:t>При запуске приложения, пользователь попадает на окно главного меню. (Рисунок 3.1)</w:t>
+        <w:t>При переходе на сайт пользователю необходимо авторизироваться в системе</w:t>
+      </w:r>
+      <w:r>
+        <w:t>. (Рисунок 3.1)</w:t>
       </w:r>
     </w:p>
     <w:p>
@@ -1851,10 +1914,10 @@
           <w:lang w:val="en-US"/>
         </w:rPr>
         <w:drawing>
-          <wp:inline distT="0" distB="0" distL="0" distR="0" wp14:anchorId="281E5FAA" wp14:editId="7604A17A">
-            <wp:extent cx="6152515" cy="3232785"/>
-            <wp:effectExtent l="0" t="0" r="635" b="5715"/>
-            <wp:docPr id="1398108017" name="Рисунок 1"/>
+          <wp:inline distT="0" distB="0" distL="0" distR="0" wp14:anchorId="60D08651" wp14:editId="3ABDB1B6">
+            <wp:extent cx="3990975" cy="3082714"/>
+            <wp:effectExtent l="0" t="0" r="0" b="3810"/>
+            <wp:docPr id="275493013" name="Picture 1"/>
             <wp:cNvGraphicFramePr>
               <a:graphicFrameLocks xmlns:a="http://schemas.openxmlformats.org/drawingml/2006/main" noChangeAspect="1"/>
             </wp:cNvGraphicFramePr>
@@ -1862,7 +1925,7 @@
               <a:graphicData uri="http://schemas.openxmlformats.org/drawingml/2006/picture">
                 <pic:pic xmlns:pic="http://schemas.openxmlformats.org/drawingml/2006/picture">
                   <pic:nvPicPr>
-                    <pic:cNvPr id="1398108017" name=""/>
+                    <pic:cNvPr id="275493013" name=""/>
                     <pic:cNvPicPr/>
                   </pic:nvPicPr>
                   <pic:blipFill>
@@ -1874,7 +1937,7 @@
                   <pic:spPr>
                     <a:xfrm>
                       <a:off x="0" y="0"/>
-                      <a:ext cx="6152515" cy="3232785"/>
+                      <a:ext cx="4011638" cy="3098674"/>
                     </a:xfrm>
                     <a:prstGeom prst="rect">
                       <a:avLst/>
@@ -1921,7 +1984,7 @@
           <w:sz w:val="22"/>
           <w:szCs w:val="22"/>
         </w:rPr>
-        <w:t xml:space="preserve">Окно главного </w:t>
+        <w:t xml:space="preserve">Окно </w:t>
       </w:r>
       <w:r>
         <w:rPr>
@@ -1932,7 +1995,7 @@
           <w:sz w:val="22"/>
           <w:szCs w:val="22"/>
         </w:rPr>
-        <w:t>веб-сайта</w:t>
+        <w:t>авторизации в системе</w:t>
       </w:r>
     </w:p>
     <w:p>
@@ -1941,10 +2004,10 @@
         <w:jc w:val="both"/>
       </w:pPr>
       <w:r>
-        <w:t>Пользователь уже сейчас может вводить слова</w:t>
-      </w:r>
-      <w:r>
-        <w:t xml:space="preserve"> и просматривать статистику ввода (Рисунок 3.2).</w:t>
+        <w:t>После входа студент может просматривать доступные ему лабораторные работы</w:t>
+      </w:r>
+      <w:r>
+        <w:t xml:space="preserve"> (Рисунок 3.2).</w:t>
       </w:r>
     </w:p>
     <w:p>
@@ -1964,10 +2027,10 @@
         </w:rPr>
         <w:lastRenderedPageBreak/>
         <w:drawing>
-          <wp:inline distT="0" distB="0" distL="0" distR="0" wp14:anchorId="2366A7BD" wp14:editId="07B92EFD">
-            <wp:extent cx="6150610" cy="3286760"/>
-            <wp:effectExtent l="0" t="0" r="2540" b="8890"/>
-            <wp:docPr id="951688261" name="Рисунок 3"/>
+          <wp:inline distT="0" distB="0" distL="0" distR="0" wp14:anchorId="5EDF57B5" wp14:editId="3934B616">
+            <wp:extent cx="4155221" cy="3257550"/>
+            <wp:effectExtent l="0" t="0" r="0" b="0"/>
+            <wp:docPr id="732944495" name="Picture 1"/>
             <wp:cNvGraphicFramePr>
               <a:graphicFrameLocks xmlns:a="http://schemas.openxmlformats.org/drawingml/2006/main" noChangeAspect="1"/>
             </wp:cNvGraphicFramePr>
@@ -1975,2779 +2038,11 @@
               <a:graphicData uri="http://schemas.openxmlformats.org/drawingml/2006/picture">
                 <pic:pic xmlns:pic="http://schemas.openxmlformats.org/drawingml/2006/picture">
                   <pic:nvPicPr>
-                    <pic:cNvPr id="0" name="Picture 1"/>
-                    <pic:cNvPicPr>
-                      <a:picLocks noChangeAspect="1" noChangeArrowheads="1"/>
-                    </pic:cNvPicPr>
-                  </pic:nvPicPr>
-                  <pic:blipFill>
-                    <a:blip r:embed="rId11" cstate="print">
-                      <a:extLst>
-                        <a:ext uri="{28A0092B-C50C-407E-A947-70E740481C1C}">
-                          <a14:useLocalDpi xmlns:a14="http://schemas.microsoft.com/office/drawing/2010/main" val="0"/>
-                        </a:ext>
-                      </a:extLst>
-                    </a:blip>
-                    <a:srcRect/>
-                    <a:stretch>
-                      <a:fillRect/>
-                    </a:stretch>
-                  </pic:blipFill>
-                  <pic:spPr bwMode="auto">
-                    <a:xfrm>
-                      <a:off x="0" y="0"/>
-                      <a:ext cx="6150610" cy="3286760"/>
-                    </a:xfrm>
-                    <a:prstGeom prst="rect">
-                      <a:avLst/>
-                    </a:prstGeom>
-                    <a:noFill/>
-                    <a:ln>
-                      <a:noFill/>
-                    </a:ln>
-                  </pic:spPr>
-                </pic:pic>
-              </a:graphicData>
-            </a:graphic>
-          </wp:inline>
-        </w:drawing>
-      </w:r>
-    </w:p>
-    <w:p>
-      <w:pPr>
-        <w:spacing w:after="120" w:line="240" w:lineRule="auto"/>
-        <w:ind w:firstLine="0"/>
-        <w:jc w:val="center"/>
-        <w:rPr>
-          <w:b/>
-          <w:bCs/>
-          <w:i/>
-          <w:iCs/>
-          <w:sz w:val="24"/>
-          <w:szCs w:val="24"/>
-        </w:rPr>
-      </w:pPr>
-      <w:r>
-        <w:rPr>
-          <w:b/>
-          <w:bCs/>
-          <w:i/>
-          <w:iCs/>
-          <w:sz w:val="24"/>
-          <w:szCs w:val="24"/>
-        </w:rPr>
-        <w:t xml:space="preserve">Рисунок 3.2 – </w:t>
-      </w:r>
-      <w:r>
-        <w:rPr>
-          <w:b/>
-          <w:bCs/>
-          <w:i/>
-          <w:iCs/>
-          <w:sz w:val="24"/>
-          <w:szCs w:val="24"/>
-        </w:rPr>
-        <w:t>Статистика ввода текста</w:t>
-      </w:r>
-    </w:p>
-    <w:p>
-      <w:pPr>
-        <w:ind w:firstLine="705"/>
-        <w:jc w:val="both"/>
-      </w:pPr>
-      <w:r>
-        <w:t>При желании пользователь может сбросить статистику сессии, чтобы обнулить показатели времени и количества слов (Рисунок 3.3).</w:t>
-      </w:r>
-    </w:p>
-    <w:p>
-      <w:pPr>
-        <w:keepNext/>
-        <w:spacing w:before="120" w:line="240" w:lineRule="auto"/>
-        <w:ind w:firstLine="0"/>
-        <w:jc w:val="center"/>
-        <w:rPr>
-          <w:lang w:val="en-US"/>
-        </w:rPr>
-      </w:pPr>
-      <w:r>
-        <w:rPr>
-          <w:noProof/>
-          <w:lang w:val="en-US"/>
-        </w:rPr>
-        <w:drawing>
-          <wp:inline distT="0" distB="0" distL="0" distR="0" wp14:anchorId="68ED37B1" wp14:editId="5E1C88CE">
-            <wp:extent cx="6150610" cy="3243580"/>
-            <wp:effectExtent l="0" t="0" r="2540" b="0"/>
-            <wp:docPr id="712203118" name="Рисунок 5"/>
-            <wp:cNvGraphicFramePr>
-              <a:graphicFrameLocks xmlns:a="http://schemas.openxmlformats.org/drawingml/2006/main" noChangeAspect="1"/>
-            </wp:cNvGraphicFramePr>
-            <a:graphic xmlns:a="http://schemas.openxmlformats.org/drawingml/2006/main">
-              <a:graphicData uri="http://schemas.openxmlformats.org/drawingml/2006/picture">
-                <pic:pic xmlns:pic="http://schemas.openxmlformats.org/drawingml/2006/picture">
-                  <pic:nvPicPr>
-                    <pic:cNvPr id="0" name="Picture 3"/>
-                    <pic:cNvPicPr>
-                      <a:picLocks noChangeAspect="1" noChangeArrowheads="1"/>
-                    </pic:cNvPicPr>
-                  </pic:nvPicPr>
-                  <pic:blipFill>
-                    <a:blip r:embed="rId12" cstate="print">
-                      <a:extLst>
-                        <a:ext uri="{28A0092B-C50C-407E-A947-70E740481C1C}">
-                          <a14:useLocalDpi xmlns:a14="http://schemas.microsoft.com/office/drawing/2010/main" val="0"/>
-                        </a:ext>
-                      </a:extLst>
-                    </a:blip>
-                    <a:srcRect/>
-                    <a:stretch>
-                      <a:fillRect/>
-                    </a:stretch>
-                  </pic:blipFill>
-                  <pic:spPr bwMode="auto">
-                    <a:xfrm>
-                      <a:off x="0" y="0"/>
-                      <a:ext cx="6150610" cy="3243580"/>
-                    </a:xfrm>
-                    <a:prstGeom prst="rect">
-                      <a:avLst/>
-                    </a:prstGeom>
-                    <a:noFill/>
-                    <a:ln>
-                      <a:noFill/>
-                    </a:ln>
-                  </pic:spPr>
-                </pic:pic>
-              </a:graphicData>
-            </a:graphic>
-          </wp:inline>
-        </w:drawing>
-      </w:r>
-    </w:p>
-    <w:p>
-      <w:pPr>
-        <w:spacing w:after="120" w:line="240" w:lineRule="auto"/>
-        <w:ind w:firstLine="0"/>
-        <w:jc w:val="center"/>
-        <w:rPr>
-          <w:b/>
-          <w:bCs/>
-          <w:i/>
-          <w:iCs/>
-          <w:sz w:val="24"/>
-          <w:szCs w:val="24"/>
-        </w:rPr>
-      </w:pPr>
-      <w:r>
-        <w:rPr>
-          <w:b/>
-          <w:bCs/>
-          <w:i/>
-          <w:iCs/>
-          <w:sz w:val="24"/>
-          <w:szCs w:val="24"/>
-        </w:rPr>
-        <w:t>Рисунок 3.3 – Сброс статистики сессии</w:t>
-      </w:r>
-    </w:p>
-    <w:p>
-      <w:pPr>
-        <w:ind w:firstLine="705"/>
-        <w:jc w:val="both"/>
-      </w:pPr>
-      <w:r>
-        <w:t>Так же пользователь может выбрать уровень лексики, которую хочет изучать (Рисунок 3.4).</w:t>
-      </w:r>
-    </w:p>
-    <w:p>
-      <w:pPr>
-        <w:keepNext/>
-        <w:spacing w:before="120" w:line="240" w:lineRule="auto"/>
-        <w:ind w:firstLine="0"/>
-        <w:jc w:val="center"/>
-      </w:pPr>
-      <w:r>
-        <w:rPr>
-          <w:noProof/>
-        </w:rPr>
-        <w:lastRenderedPageBreak/>
-        <w:drawing>
-          <wp:inline distT="0" distB="0" distL="0" distR="0" wp14:anchorId="011AE578" wp14:editId="494B0570">
-            <wp:extent cx="6141720" cy="2984500"/>
-            <wp:effectExtent l="0" t="0" r="0" b="6350"/>
-            <wp:docPr id="1312627234" name="Рисунок 4"/>
-            <wp:cNvGraphicFramePr>
-              <a:graphicFrameLocks xmlns:a="http://schemas.openxmlformats.org/drawingml/2006/main" noChangeAspect="1"/>
-            </wp:cNvGraphicFramePr>
-            <a:graphic xmlns:a="http://schemas.openxmlformats.org/drawingml/2006/main">
-              <a:graphicData uri="http://schemas.openxmlformats.org/drawingml/2006/picture">
-                <pic:pic xmlns:pic="http://schemas.openxmlformats.org/drawingml/2006/picture">
-                  <pic:nvPicPr>
-                    <pic:cNvPr id="0" name="Picture 2"/>
-                    <pic:cNvPicPr>
-                      <a:picLocks noChangeAspect="1" noChangeArrowheads="1"/>
-                    </pic:cNvPicPr>
-                  </pic:nvPicPr>
-                  <pic:blipFill>
-                    <a:blip r:embed="rId13" cstate="print">
-                      <a:extLst>
-                        <a:ext uri="{28A0092B-C50C-407E-A947-70E740481C1C}">
-                          <a14:useLocalDpi xmlns:a14="http://schemas.microsoft.com/office/drawing/2010/main" val="0"/>
-                        </a:ext>
-                      </a:extLst>
-                    </a:blip>
-                    <a:srcRect/>
-                    <a:stretch>
-                      <a:fillRect/>
-                    </a:stretch>
-                  </pic:blipFill>
-                  <pic:spPr bwMode="auto">
-                    <a:xfrm>
-                      <a:off x="0" y="0"/>
-                      <a:ext cx="6141720" cy="2984500"/>
-                    </a:xfrm>
-                    <a:prstGeom prst="rect">
-                      <a:avLst/>
-                    </a:prstGeom>
-                    <a:noFill/>
-                    <a:ln>
-                      <a:noFill/>
-                    </a:ln>
-                  </pic:spPr>
-                </pic:pic>
-              </a:graphicData>
-            </a:graphic>
-          </wp:inline>
-        </w:drawing>
-      </w:r>
-    </w:p>
-    <w:p>
-      <w:pPr>
-        <w:spacing w:after="120" w:line="240" w:lineRule="auto"/>
-        <w:ind w:firstLine="0"/>
-        <w:jc w:val="center"/>
-        <w:rPr>
-          <w:b/>
-          <w:bCs/>
-          <w:i/>
-          <w:iCs/>
-          <w:sz w:val="24"/>
-          <w:szCs w:val="24"/>
-        </w:rPr>
-      </w:pPr>
-      <w:r>
-        <w:rPr>
-          <w:b/>
-          <w:bCs/>
-          <w:i/>
-          <w:iCs/>
-          <w:sz w:val="24"/>
-          <w:szCs w:val="24"/>
-        </w:rPr>
-        <w:t>Рисунок 3.</w:t>
-      </w:r>
-      <w:r>
-        <w:rPr>
-          <w:b/>
-          <w:bCs/>
-          <w:i/>
-          <w:iCs/>
-          <w:sz w:val="24"/>
-          <w:szCs w:val="24"/>
-        </w:rPr>
-        <w:t>4</w:t>
-      </w:r>
-      <w:r>
-        <w:rPr>
-          <w:b/>
-          <w:bCs/>
-          <w:i/>
-          <w:iCs/>
-          <w:sz w:val="24"/>
-          <w:szCs w:val="24"/>
-        </w:rPr>
-        <w:t xml:space="preserve"> – </w:t>
-      </w:r>
-      <w:r>
-        <w:rPr>
-          <w:b/>
-          <w:bCs/>
-          <w:i/>
-          <w:iCs/>
-          <w:sz w:val="24"/>
-          <w:szCs w:val="24"/>
-        </w:rPr>
-        <w:t>Выбор уровня слов</w:t>
-      </w:r>
-    </w:p>
-    <w:p>
-      <w:pPr>
-        <w:ind w:firstLine="705"/>
-        <w:jc w:val="both"/>
-      </w:pPr>
-      <w:r>
-        <w:t>Для доступа к дополнительн</w:t>
-      </w:r>
-      <w:r>
-        <w:t xml:space="preserve">ым функциональным возможностям </w:t>
-      </w:r>
-      <w:r>
-        <w:t>необходимо войти в аккаунт или зарегистрировать новый, если пользователь на платформе впервые</w:t>
-      </w:r>
-      <w:r>
-        <w:t>.</w:t>
-      </w:r>
-      <w:r>
-        <w:t xml:space="preserve"> Это можно сделать, перейдя по соответствующим кнопкам в правой части экрана (Рисунок 3.5).</w:t>
-      </w:r>
-    </w:p>
-    <w:p>
-      <w:pPr>
-        <w:keepNext/>
-        <w:spacing w:before="120" w:line="240" w:lineRule="auto"/>
-        <w:ind w:firstLine="0"/>
-        <w:jc w:val="center"/>
-      </w:pPr>
-      <w:r>
-        <w:rPr>
-          <w:noProof/>
-        </w:rPr>
-        <w:drawing>
-          <wp:inline distT="0" distB="0" distL="0" distR="0" wp14:anchorId="60EC4740" wp14:editId="54FEAD4B">
-            <wp:extent cx="6150610" cy="3226435"/>
-            <wp:effectExtent l="0" t="0" r="2540" b="0"/>
-            <wp:docPr id="1006372202" name="Рисунок 6"/>
-            <wp:cNvGraphicFramePr>
-              <a:graphicFrameLocks xmlns:a="http://schemas.openxmlformats.org/drawingml/2006/main" noChangeAspect="1"/>
-            </wp:cNvGraphicFramePr>
-            <a:graphic xmlns:a="http://schemas.openxmlformats.org/drawingml/2006/main">
-              <a:graphicData uri="http://schemas.openxmlformats.org/drawingml/2006/picture">
-                <pic:pic xmlns:pic="http://schemas.openxmlformats.org/drawingml/2006/picture">
-                  <pic:nvPicPr>
-                    <pic:cNvPr id="0" name="Picture 4"/>
-                    <pic:cNvPicPr>
-                      <a:picLocks noChangeAspect="1" noChangeArrowheads="1"/>
-                    </pic:cNvPicPr>
-                  </pic:nvPicPr>
-                  <pic:blipFill>
-                    <a:blip r:embed="rId14" cstate="print">
-                      <a:extLst>
-                        <a:ext uri="{28A0092B-C50C-407E-A947-70E740481C1C}">
-                          <a14:useLocalDpi xmlns:a14="http://schemas.microsoft.com/office/drawing/2010/main" val="0"/>
-                        </a:ext>
-                      </a:extLst>
-                    </a:blip>
-                    <a:srcRect/>
-                    <a:stretch>
-                      <a:fillRect/>
-                    </a:stretch>
-                  </pic:blipFill>
-                  <pic:spPr bwMode="auto">
-                    <a:xfrm>
-                      <a:off x="0" y="0"/>
-                      <a:ext cx="6150610" cy="3226435"/>
-                    </a:xfrm>
-                    <a:prstGeom prst="rect">
-                      <a:avLst/>
-                    </a:prstGeom>
-                    <a:noFill/>
-                    <a:ln>
-                      <a:noFill/>
-                    </a:ln>
-                  </pic:spPr>
-                </pic:pic>
-              </a:graphicData>
-            </a:graphic>
-          </wp:inline>
-        </w:drawing>
-      </w:r>
-    </w:p>
-    <w:p>
-      <w:pPr>
-        <w:spacing w:after="120" w:line="240" w:lineRule="auto"/>
-        <w:ind w:firstLine="0"/>
-        <w:jc w:val="center"/>
-        <w:rPr>
-          <w:b/>
-          <w:bCs/>
-          <w:i/>
-          <w:iCs/>
-          <w:sz w:val="24"/>
-          <w:szCs w:val="24"/>
-        </w:rPr>
-      </w:pPr>
-      <w:r>
-        <w:rPr>
-          <w:b/>
-          <w:bCs/>
-          <w:i/>
-          <w:iCs/>
-          <w:sz w:val="24"/>
-          <w:szCs w:val="24"/>
-        </w:rPr>
-        <w:t>Рисунок 3.5</w:t>
-      </w:r>
-      <w:r>
-        <w:rPr>
-          <w:b/>
-          <w:bCs/>
-          <w:i/>
-          <w:iCs/>
-          <w:sz w:val="24"/>
-          <w:szCs w:val="24"/>
-        </w:rPr>
-        <w:t xml:space="preserve"> – </w:t>
-      </w:r>
-      <w:r>
-        <w:rPr>
-          <w:b/>
-          <w:bCs/>
-          <w:i/>
-          <w:iCs/>
-          <w:sz w:val="24"/>
-          <w:szCs w:val="24"/>
-        </w:rPr>
-        <w:t>Кнопки «Войти» и «Зарегистрироваться»</w:t>
-      </w:r>
-    </w:p>
-    <w:p>
-      <w:pPr>
-        <w:ind w:firstLine="705"/>
-        <w:jc w:val="both"/>
-      </w:pPr>
-      <w:r>
-        <w:t>В окне регистрации пользователю предлагается ввести свои данные (Рисунок 3.</w:t>
-      </w:r>
-      <w:r>
-        <w:t>6</w:t>
-      </w:r>
-      <w:r>
-        <w:t xml:space="preserve">), а </w:t>
-      </w:r>
-      <w:r>
-        <w:t>также</w:t>
-      </w:r>
-      <w:r>
-        <w:t xml:space="preserve"> выбрать текущий уровень знания языка</w:t>
-      </w:r>
-      <w:r>
-        <w:t xml:space="preserve"> (</w:t>
-      </w:r>
-      <w:r>
-        <w:t xml:space="preserve">Рисунок </w:t>
-      </w:r>
-      <w:r>
-        <w:t>3.7)</w:t>
-      </w:r>
-      <w:r>
-        <w:t>.</w:t>
-      </w:r>
-    </w:p>
-    <w:p>
-      <w:pPr>
-        <w:keepNext/>
-        <w:spacing w:before="120" w:line="240" w:lineRule="auto"/>
-        <w:ind w:firstLine="0"/>
-        <w:jc w:val="center"/>
-      </w:pPr>
-      <w:r>
-        <w:rPr>
-          <w:noProof/>
-        </w:rPr>
-        <w:lastRenderedPageBreak/>
-        <w:drawing>
-          <wp:inline distT="0" distB="0" distL="0" distR="0" wp14:anchorId="38420C88" wp14:editId="1AB1B023">
-            <wp:extent cx="6141720" cy="3226435"/>
-            <wp:effectExtent l="0" t="0" r="0" b="0"/>
-            <wp:docPr id="1591373382" name="Рисунок 7"/>
-            <wp:cNvGraphicFramePr>
-              <a:graphicFrameLocks xmlns:a="http://schemas.openxmlformats.org/drawingml/2006/main" noChangeAspect="1"/>
-            </wp:cNvGraphicFramePr>
-            <a:graphic xmlns:a="http://schemas.openxmlformats.org/drawingml/2006/main">
-              <a:graphicData uri="http://schemas.openxmlformats.org/drawingml/2006/picture">
-                <pic:pic xmlns:pic="http://schemas.openxmlformats.org/drawingml/2006/picture">
-                  <pic:nvPicPr>
-                    <pic:cNvPr id="0" name="Picture 5"/>
-                    <pic:cNvPicPr>
-                      <a:picLocks noChangeAspect="1" noChangeArrowheads="1"/>
-                    </pic:cNvPicPr>
-                  </pic:nvPicPr>
-                  <pic:blipFill>
-                    <a:blip r:embed="rId15" cstate="print">
-                      <a:extLst>
-                        <a:ext uri="{28A0092B-C50C-407E-A947-70E740481C1C}">
-                          <a14:useLocalDpi xmlns:a14="http://schemas.microsoft.com/office/drawing/2010/main" val="0"/>
-                        </a:ext>
-                      </a:extLst>
-                    </a:blip>
-                    <a:srcRect/>
-                    <a:stretch>
-                      <a:fillRect/>
-                    </a:stretch>
-                  </pic:blipFill>
-                  <pic:spPr bwMode="auto">
-                    <a:xfrm>
-                      <a:off x="0" y="0"/>
-                      <a:ext cx="6141720" cy="3226435"/>
-                    </a:xfrm>
-                    <a:prstGeom prst="rect">
-                      <a:avLst/>
-                    </a:prstGeom>
-                    <a:noFill/>
-                    <a:ln>
-                      <a:noFill/>
-                    </a:ln>
-                  </pic:spPr>
-                </pic:pic>
-              </a:graphicData>
-            </a:graphic>
-          </wp:inline>
-        </w:drawing>
-      </w:r>
-    </w:p>
-    <w:p>
-      <w:pPr>
-        <w:spacing w:after="120" w:line="240" w:lineRule="auto"/>
-        <w:ind w:firstLine="0"/>
-        <w:jc w:val="center"/>
-        <w:rPr>
-          <w:b/>
-          <w:bCs/>
-          <w:i/>
-          <w:iCs/>
-          <w:sz w:val="24"/>
-          <w:szCs w:val="24"/>
-        </w:rPr>
-      </w:pPr>
-      <w:r>
-        <w:rPr>
-          <w:b/>
-          <w:bCs/>
-          <w:i/>
-          <w:iCs/>
-          <w:sz w:val="24"/>
-          <w:szCs w:val="24"/>
-        </w:rPr>
-        <w:t>Рисунок 3.6</w:t>
-      </w:r>
-      <w:r>
-        <w:rPr>
-          <w:b/>
-          <w:bCs/>
-          <w:i/>
-          <w:iCs/>
-          <w:sz w:val="24"/>
-          <w:szCs w:val="24"/>
-        </w:rPr>
-        <w:t xml:space="preserve"> – </w:t>
-      </w:r>
-      <w:r>
-        <w:rPr>
-          <w:b/>
-          <w:bCs/>
-          <w:i/>
-          <w:iCs/>
-          <w:sz w:val="24"/>
-          <w:szCs w:val="24"/>
-        </w:rPr>
-        <w:t>Поля для ввода персональных данных</w:t>
-      </w:r>
-    </w:p>
-    <w:p>
-      <w:pPr>
-        <w:keepNext/>
-        <w:spacing w:before="120" w:line="240" w:lineRule="auto"/>
-        <w:ind w:firstLine="0"/>
-        <w:jc w:val="center"/>
-      </w:pPr>
-      <w:r>
-        <w:rPr>
-          <w:noProof/>
-        </w:rPr>
-        <w:drawing>
-          <wp:inline distT="0" distB="0" distL="0" distR="0" wp14:anchorId="073F0CDB" wp14:editId="0BF39542">
-            <wp:extent cx="6150610" cy="3209290"/>
-            <wp:effectExtent l="0" t="0" r="2540" b="0"/>
-            <wp:docPr id="735574264" name="Рисунок 8"/>
-            <wp:cNvGraphicFramePr>
-              <a:graphicFrameLocks xmlns:a="http://schemas.openxmlformats.org/drawingml/2006/main" noChangeAspect="1"/>
-            </wp:cNvGraphicFramePr>
-            <a:graphic xmlns:a="http://schemas.openxmlformats.org/drawingml/2006/main">
-              <a:graphicData uri="http://schemas.openxmlformats.org/drawingml/2006/picture">
-                <pic:pic xmlns:pic="http://schemas.openxmlformats.org/drawingml/2006/picture">
-                  <pic:nvPicPr>
-                    <pic:cNvPr id="0" name="Picture 6"/>
-                    <pic:cNvPicPr>
-                      <a:picLocks noChangeAspect="1" noChangeArrowheads="1"/>
-                    </pic:cNvPicPr>
-                  </pic:nvPicPr>
-                  <pic:blipFill>
-                    <a:blip r:embed="rId16" cstate="print">
-                      <a:extLst>
-                        <a:ext uri="{28A0092B-C50C-407E-A947-70E740481C1C}">
-                          <a14:useLocalDpi xmlns:a14="http://schemas.microsoft.com/office/drawing/2010/main" val="0"/>
-                        </a:ext>
-                      </a:extLst>
-                    </a:blip>
-                    <a:srcRect/>
-                    <a:stretch>
-                      <a:fillRect/>
-                    </a:stretch>
-                  </pic:blipFill>
-                  <pic:spPr bwMode="auto">
-                    <a:xfrm>
-                      <a:off x="0" y="0"/>
-                      <a:ext cx="6150610" cy="3209290"/>
-                    </a:xfrm>
-                    <a:prstGeom prst="rect">
-                      <a:avLst/>
-                    </a:prstGeom>
-                    <a:noFill/>
-                    <a:ln>
-                      <a:noFill/>
-                    </a:ln>
-                  </pic:spPr>
-                </pic:pic>
-              </a:graphicData>
-            </a:graphic>
-          </wp:inline>
-        </w:drawing>
-      </w:r>
-    </w:p>
-    <w:p>
-      <w:pPr>
-        <w:spacing w:after="120" w:line="240" w:lineRule="auto"/>
-        <w:ind w:firstLine="0"/>
-        <w:jc w:val="center"/>
-        <w:rPr>
-          <w:b/>
-          <w:bCs/>
-          <w:i/>
-          <w:iCs/>
-          <w:sz w:val="24"/>
-          <w:szCs w:val="24"/>
-        </w:rPr>
-      </w:pPr>
-      <w:r>
-        <w:rPr>
-          <w:b/>
-          <w:bCs/>
-          <w:i/>
-          <w:iCs/>
-          <w:sz w:val="24"/>
-          <w:szCs w:val="24"/>
-        </w:rPr>
-        <w:t>Рисунок 3.7</w:t>
-      </w:r>
-      <w:r>
-        <w:rPr>
-          <w:b/>
-          <w:bCs/>
-          <w:i/>
-          <w:iCs/>
-          <w:sz w:val="24"/>
-          <w:szCs w:val="24"/>
-        </w:rPr>
-        <w:t xml:space="preserve"> – </w:t>
-      </w:r>
-      <w:r>
-        <w:rPr>
-          <w:b/>
-          <w:bCs/>
-          <w:i/>
-          <w:iCs/>
-          <w:sz w:val="24"/>
-          <w:szCs w:val="24"/>
-        </w:rPr>
-        <w:t>Меню выбора уровня владения языком</w:t>
-      </w:r>
-    </w:p>
-    <w:p>
-      <w:pPr>
-        <w:ind w:firstLine="705"/>
-        <w:jc w:val="both"/>
-      </w:pPr>
-      <w:r>
-        <w:t>На экране авторизации необходимо ввести данные для входа в аккаунт (Рисунок 3.8).</w:t>
-      </w:r>
-    </w:p>
-    <w:p>
-      <w:pPr>
-        <w:keepNext/>
-        <w:spacing w:before="120" w:line="240" w:lineRule="auto"/>
-        <w:ind w:firstLine="0"/>
-        <w:jc w:val="center"/>
-      </w:pPr>
-      <w:r>
-        <w:rPr>
-          <w:noProof/>
-        </w:rPr>
-        <w:lastRenderedPageBreak/>
-        <w:drawing>
-          <wp:inline distT="0" distB="0" distL="0" distR="0" wp14:anchorId="24BF50B0" wp14:editId="57262AC5">
-            <wp:extent cx="6150610" cy="3252470"/>
-            <wp:effectExtent l="0" t="0" r="2540" b="5080"/>
-            <wp:docPr id="1348288157" name="Рисунок 9"/>
-            <wp:cNvGraphicFramePr>
-              <a:graphicFrameLocks xmlns:a="http://schemas.openxmlformats.org/drawingml/2006/main" noChangeAspect="1"/>
-            </wp:cNvGraphicFramePr>
-            <a:graphic xmlns:a="http://schemas.openxmlformats.org/drawingml/2006/main">
-              <a:graphicData uri="http://schemas.openxmlformats.org/drawingml/2006/picture">
-                <pic:pic xmlns:pic="http://schemas.openxmlformats.org/drawingml/2006/picture">
-                  <pic:nvPicPr>
-                    <pic:cNvPr id="0" name="Picture 7"/>
-                    <pic:cNvPicPr>
-                      <a:picLocks noChangeAspect="1" noChangeArrowheads="1"/>
-                    </pic:cNvPicPr>
-                  </pic:nvPicPr>
-                  <pic:blipFill>
-                    <a:blip r:embed="rId17" cstate="print">
-                      <a:extLst>
-                        <a:ext uri="{28A0092B-C50C-407E-A947-70E740481C1C}">
-                          <a14:useLocalDpi xmlns:a14="http://schemas.microsoft.com/office/drawing/2010/main" val="0"/>
-                        </a:ext>
-                      </a:extLst>
-                    </a:blip>
-                    <a:srcRect/>
-                    <a:stretch>
-                      <a:fillRect/>
-                    </a:stretch>
-                  </pic:blipFill>
-                  <pic:spPr bwMode="auto">
-                    <a:xfrm>
-                      <a:off x="0" y="0"/>
-                      <a:ext cx="6150610" cy="3252470"/>
-                    </a:xfrm>
-                    <a:prstGeom prst="rect">
-                      <a:avLst/>
-                    </a:prstGeom>
-                    <a:noFill/>
-                    <a:ln>
-                      <a:noFill/>
-                    </a:ln>
-                  </pic:spPr>
-                </pic:pic>
-              </a:graphicData>
-            </a:graphic>
-          </wp:inline>
-        </w:drawing>
-      </w:r>
-    </w:p>
-    <w:p>
-      <w:pPr>
-        <w:spacing w:after="120" w:line="240" w:lineRule="auto"/>
-        <w:ind w:firstLine="0"/>
-        <w:jc w:val="center"/>
-        <w:rPr>
-          <w:b/>
-          <w:bCs/>
-          <w:i/>
-          <w:iCs/>
-          <w:sz w:val="24"/>
-          <w:szCs w:val="24"/>
-        </w:rPr>
-      </w:pPr>
-      <w:r>
-        <w:rPr>
-          <w:b/>
-          <w:bCs/>
-          <w:i/>
-          <w:iCs/>
-          <w:sz w:val="24"/>
-          <w:szCs w:val="24"/>
-        </w:rPr>
-        <w:t>Рисунок 3.8</w:t>
-      </w:r>
-      <w:r>
-        <w:rPr>
-          <w:b/>
-          <w:bCs/>
-          <w:i/>
-          <w:iCs/>
-          <w:sz w:val="24"/>
-          <w:szCs w:val="24"/>
-        </w:rPr>
-        <w:t xml:space="preserve"> –</w:t>
-      </w:r>
-      <w:r>
-        <w:rPr>
-          <w:b/>
-          <w:bCs/>
-          <w:i/>
-          <w:iCs/>
-          <w:sz w:val="24"/>
-          <w:szCs w:val="24"/>
-        </w:rPr>
-        <w:t xml:space="preserve"> Поля для ввода данных для входа в аккаунт</w:t>
-      </w:r>
-      <w:r>
-        <w:rPr>
-          <w:b/>
-          <w:bCs/>
-          <w:i/>
-          <w:iCs/>
-          <w:sz w:val="24"/>
-          <w:szCs w:val="24"/>
-        </w:rPr>
-        <w:t xml:space="preserve"> </w:t>
-      </w:r>
-    </w:p>
-    <w:p>
-      <w:pPr>
-        <w:ind w:firstLine="705"/>
-        <w:jc w:val="both"/>
-      </w:pPr>
-      <w:r>
-        <w:t>После входа в аккаунт появляется дополнительный функционал выбора стадии изучения лексики (Рисунок 3.9).</w:t>
-      </w:r>
-    </w:p>
-    <w:p>
-      <w:pPr>
-        <w:keepNext/>
-        <w:spacing w:before="120" w:line="240" w:lineRule="auto"/>
-        <w:ind w:firstLine="0"/>
-        <w:jc w:val="center"/>
-      </w:pPr>
-      <w:r>
-        <w:rPr>
-          <w:noProof/>
-        </w:rPr>
-        <w:drawing>
-          <wp:inline distT="0" distB="0" distL="0" distR="0" wp14:anchorId="175775F5" wp14:editId="64EF9B50">
-            <wp:extent cx="6141720" cy="3243580"/>
-            <wp:effectExtent l="0" t="0" r="0" b="0"/>
-            <wp:docPr id="2094341382" name="Рисунок 10"/>
-            <wp:cNvGraphicFramePr>
-              <a:graphicFrameLocks xmlns:a="http://schemas.openxmlformats.org/drawingml/2006/main" noChangeAspect="1"/>
-            </wp:cNvGraphicFramePr>
-            <a:graphic xmlns:a="http://schemas.openxmlformats.org/drawingml/2006/main">
-              <a:graphicData uri="http://schemas.openxmlformats.org/drawingml/2006/picture">
-                <pic:pic xmlns:pic="http://schemas.openxmlformats.org/drawingml/2006/picture">
-                  <pic:nvPicPr>
-                    <pic:cNvPr id="0" name="Picture 8"/>
-                    <pic:cNvPicPr>
-                      <a:picLocks noChangeAspect="1" noChangeArrowheads="1"/>
-                    </pic:cNvPicPr>
-                  </pic:nvPicPr>
-                  <pic:blipFill>
-                    <a:blip r:embed="rId18" cstate="print">
-                      <a:extLst>
-                        <a:ext uri="{28A0092B-C50C-407E-A947-70E740481C1C}">
-                          <a14:useLocalDpi xmlns:a14="http://schemas.microsoft.com/office/drawing/2010/main" val="0"/>
-                        </a:ext>
-                      </a:extLst>
-                    </a:blip>
-                    <a:srcRect/>
-                    <a:stretch>
-                      <a:fillRect/>
-                    </a:stretch>
-                  </pic:blipFill>
-                  <pic:spPr bwMode="auto">
-                    <a:xfrm>
-                      <a:off x="0" y="0"/>
-                      <a:ext cx="6141720" cy="3243580"/>
-                    </a:xfrm>
-                    <a:prstGeom prst="rect">
-                      <a:avLst/>
-                    </a:prstGeom>
-                    <a:noFill/>
-                    <a:ln>
-                      <a:noFill/>
-                    </a:ln>
-                  </pic:spPr>
-                </pic:pic>
-              </a:graphicData>
-            </a:graphic>
-          </wp:inline>
-        </w:drawing>
-      </w:r>
-    </w:p>
-    <w:p>
-      <w:pPr>
-        <w:spacing w:after="120" w:line="240" w:lineRule="auto"/>
-        <w:ind w:firstLine="0"/>
-        <w:jc w:val="center"/>
-        <w:rPr>
-          <w:b/>
-          <w:bCs/>
-          <w:i/>
-          <w:iCs/>
-          <w:sz w:val="24"/>
-          <w:szCs w:val="24"/>
-        </w:rPr>
-      </w:pPr>
-      <w:r>
-        <w:rPr>
-          <w:b/>
-          <w:bCs/>
-          <w:i/>
-          <w:iCs/>
-          <w:sz w:val="24"/>
-          <w:szCs w:val="24"/>
-        </w:rPr>
-        <w:t>Рисунок 3.9</w:t>
-      </w:r>
-      <w:r>
-        <w:rPr>
-          <w:b/>
-          <w:bCs/>
-          <w:i/>
-          <w:iCs/>
-          <w:sz w:val="24"/>
-          <w:szCs w:val="24"/>
-        </w:rPr>
-        <w:t xml:space="preserve"> – </w:t>
-      </w:r>
-      <w:r>
-        <w:rPr>
-          <w:b/>
-          <w:bCs/>
-          <w:i/>
-          <w:iCs/>
-          <w:sz w:val="24"/>
-          <w:szCs w:val="24"/>
-        </w:rPr>
-        <w:t>Выбор стадии изучения лексики</w:t>
-      </w:r>
-    </w:p>
-    <w:p>
-      <w:pPr>
-        <w:ind w:firstLine="705"/>
-        <w:jc w:val="both"/>
-      </w:pPr>
-      <w:r>
-        <w:t>При нажатии на никнейм пользователя появляется выпадающее меню с выбором других страниц (Рисунок 3.10).</w:t>
-      </w:r>
-    </w:p>
-    <w:p>
-      <w:pPr>
-        <w:keepNext/>
-        <w:spacing w:before="120" w:line="240" w:lineRule="auto"/>
-        <w:ind w:firstLine="0"/>
-        <w:jc w:val="center"/>
-      </w:pPr>
-      <w:r>
-        <w:rPr>
-          <w:noProof/>
-        </w:rPr>
-        <w:lastRenderedPageBreak/>
-        <w:drawing>
-          <wp:inline distT="0" distB="0" distL="0" distR="0" wp14:anchorId="7032F8E6" wp14:editId="23E3603C">
-            <wp:extent cx="6150610" cy="3243580"/>
-            <wp:effectExtent l="0" t="0" r="2540" b="0"/>
-            <wp:docPr id="1958818559" name="Рисунок 11"/>
-            <wp:cNvGraphicFramePr>
-              <a:graphicFrameLocks xmlns:a="http://schemas.openxmlformats.org/drawingml/2006/main" noChangeAspect="1"/>
-            </wp:cNvGraphicFramePr>
-            <a:graphic xmlns:a="http://schemas.openxmlformats.org/drawingml/2006/main">
-              <a:graphicData uri="http://schemas.openxmlformats.org/drawingml/2006/picture">
-                <pic:pic xmlns:pic="http://schemas.openxmlformats.org/drawingml/2006/picture">
-                  <pic:nvPicPr>
-                    <pic:cNvPr id="0" name="Picture 9"/>
-                    <pic:cNvPicPr>
-                      <a:picLocks noChangeAspect="1" noChangeArrowheads="1"/>
-                    </pic:cNvPicPr>
-                  </pic:nvPicPr>
-                  <pic:blipFill>
-                    <a:blip r:embed="rId19" cstate="print">
-                      <a:extLst>
-                        <a:ext uri="{28A0092B-C50C-407E-A947-70E740481C1C}">
-                          <a14:useLocalDpi xmlns:a14="http://schemas.microsoft.com/office/drawing/2010/main" val="0"/>
-                        </a:ext>
-                      </a:extLst>
-                    </a:blip>
-                    <a:srcRect/>
-                    <a:stretch>
-                      <a:fillRect/>
-                    </a:stretch>
-                  </pic:blipFill>
-                  <pic:spPr bwMode="auto">
-                    <a:xfrm>
-                      <a:off x="0" y="0"/>
-                      <a:ext cx="6150610" cy="3243580"/>
-                    </a:xfrm>
-                    <a:prstGeom prst="rect">
-                      <a:avLst/>
-                    </a:prstGeom>
-                    <a:noFill/>
-                    <a:ln>
-                      <a:noFill/>
-                    </a:ln>
-                  </pic:spPr>
-                </pic:pic>
-              </a:graphicData>
-            </a:graphic>
-          </wp:inline>
-        </w:drawing>
-      </w:r>
-    </w:p>
-    <w:p>
-      <w:pPr>
-        <w:spacing w:after="120" w:line="240" w:lineRule="auto"/>
-        <w:ind w:firstLine="0"/>
-        <w:jc w:val="center"/>
-        <w:rPr>
-          <w:b/>
-          <w:bCs/>
-          <w:i/>
-          <w:iCs/>
-          <w:sz w:val="24"/>
-          <w:szCs w:val="24"/>
-        </w:rPr>
-      </w:pPr>
-      <w:r>
-        <w:rPr>
-          <w:b/>
-          <w:bCs/>
-          <w:i/>
-          <w:iCs/>
-          <w:sz w:val="24"/>
-          <w:szCs w:val="24"/>
-        </w:rPr>
-        <w:t>Рисунок 3.10</w:t>
-      </w:r>
-      <w:r>
-        <w:rPr>
-          <w:b/>
-          <w:bCs/>
-          <w:i/>
-          <w:iCs/>
-          <w:sz w:val="24"/>
-          <w:szCs w:val="24"/>
-        </w:rPr>
-        <w:t xml:space="preserve"> – </w:t>
-      </w:r>
-      <w:r>
-        <w:rPr>
-          <w:b/>
-          <w:bCs/>
-          <w:i/>
-          <w:iCs/>
-          <w:sz w:val="24"/>
-          <w:szCs w:val="24"/>
-        </w:rPr>
-        <w:t>Выпадающее меню</w:t>
-      </w:r>
-    </w:p>
-    <w:p>
-      <w:pPr>
-        <w:ind w:firstLine="705"/>
-        <w:jc w:val="both"/>
-      </w:pPr>
-      <w:r>
-        <w:t>Теперь у пользователя появляется возможность перейти к профилю пользователя (Рисунок 3.11)</w:t>
-      </w:r>
-      <w:r>
-        <w:t>.</w:t>
-      </w:r>
-    </w:p>
-    <w:p>
-      <w:pPr>
-        <w:keepNext/>
-        <w:spacing w:before="120" w:line="240" w:lineRule="auto"/>
-        <w:ind w:firstLine="0"/>
-        <w:jc w:val="center"/>
-      </w:pPr>
-      <w:r>
-        <w:rPr>
-          <w:noProof/>
-        </w:rPr>
-        <w:drawing>
-          <wp:inline distT="0" distB="0" distL="0" distR="0" wp14:anchorId="2F4A39B0" wp14:editId="1206A48D">
-            <wp:extent cx="6150610" cy="3234690"/>
-            <wp:effectExtent l="0" t="0" r="2540" b="3810"/>
-            <wp:docPr id="1451740932" name="Рисунок 12"/>
-            <wp:cNvGraphicFramePr>
-              <a:graphicFrameLocks xmlns:a="http://schemas.openxmlformats.org/drawingml/2006/main" noChangeAspect="1"/>
-            </wp:cNvGraphicFramePr>
-            <a:graphic xmlns:a="http://schemas.openxmlformats.org/drawingml/2006/main">
-              <a:graphicData uri="http://schemas.openxmlformats.org/drawingml/2006/picture">
-                <pic:pic xmlns:pic="http://schemas.openxmlformats.org/drawingml/2006/picture">
-                  <pic:nvPicPr>
-                    <pic:cNvPr id="0" name="Picture 10"/>
-                    <pic:cNvPicPr>
-                      <a:picLocks noChangeAspect="1" noChangeArrowheads="1"/>
-                    </pic:cNvPicPr>
-                  </pic:nvPicPr>
-                  <pic:blipFill>
-                    <a:blip r:embed="rId20" cstate="print">
-                      <a:extLst>
-                        <a:ext uri="{28A0092B-C50C-407E-A947-70E740481C1C}">
-                          <a14:useLocalDpi xmlns:a14="http://schemas.microsoft.com/office/drawing/2010/main" val="0"/>
-                        </a:ext>
-                      </a:extLst>
-                    </a:blip>
-                    <a:srcRect/>
-                    <a:stretch>
-                      <a:fillRect/>
-                    </a:stretch>
-                  </pic:blipFill>
-                  <pic:spPr bwMode="auto">
-                    <a:xfrm>
-                      <a:off x="0" y="0"/>
-                      <a:ext cx="6150610" cy="3234690"/>
-                    </a:xfrm>
-                    <a:prstGeom prst="rect">
-                      <a:avLst/>
-                    </a:prstGeom>
-                    <a:noFill/>
-                    <a:ln>
-                      <a:noFill/>
-                    </a:ln>
-                  </pic:spPr>
-                </pic:pic>
-              </a:graphicData>
-            </a:graphic>
-          </wp:inline>
-        </w:drawing>
-      </w:r>
-    </w:p>
-    <w:p>
-      <w:pPr>
-        <w:spacing w:after="120" w:line="240" w:lineRule="auto"/>
-        <w:ind w:firstLine="0"/>
-        <w:jc w:val="center"/>
-        <w:rPr>
-          <w:b/>
-          <w:bCs/>
-          <w:i/>
-          <w:iCs/>
-          <w:sz w:val="24"/>
-          <w:szCs w:val="24"/>
-        </w:rPr>
-      </w:pPr>
-      <w:r>
-        <w:rPr>
-          <w:b/>
-          <w:bCs/>
-          <w:i/>
-          <w:iCs/>
-          <w:sz w:val="24"/>
-          <w:szCs w:val="24"/>
-        </w:rPr>
-        <w:t>Рисунок 3.11</w:t>
-      </w:r>
-      <w:r>
-        <w:rPr>
-          <w:b/>
-          <w:bCs/>
-          <w:i/>
-          <w:iCs/>
-          <w:sz w:val="24"/>
-          <w:szCs w:val="24"/>
-        </w:rPr>
-        <w:t xml:space="preserve"> – </w:t>
-      </w:r>
-      <w:r>
-        <w:rPr>
-          <w:b/>
-          <w:bCs/>
-          <w:i/>
-          <w:iCs/>
-          <w:sz w:val="24"/>
-          <w:szCs w:val="24"/>
-        </w:rPr>
-        <w:t>Кнопка для перехода в профиль аккаунта</w:t>
-      </w:r>
-    </w:p>
-    <w:p>
-      <w:pPr>
-        <w:ind w:firstLine="705"/>
-        <w:jc w:val="both"/>
-      </w:pPr>
-      <w:r>
-        <w:t>В профиле пользователь может ознакомиться с статистикой по</w:t>
-      </w:r>
-      <w:r>
-        <w:t xml:space="preserve"> </w:t>
-      </w:r>
-      <w:r>
-        <w:t>сессия</w:t>
-      </w:r>
-      <w:r>
-        <w:t>м</w:t>
-      </w:r>
-      <w:r>
-        <w:t xml:space="preserve">, а </w:t>
-      </w:r>
-      <w:r>
-        <w:t>также</w:t>
-      </w:r>
-      <w:r>
-        <w:t xml:space="preserve"> посмотреть свой прогресс в изучении (Рисунок 3.12).</w:t>
-      </w:r>
-    </w:p>
-    <w:p>
-      <w:pPr>
-        <w:keepNext/>
-        <w:spacing w:before="120" w:line="240" w:lineRule="auto"/>
-        <w:ind w:firstLine="0"/>
-        <w:jc w:val="center"/>
-      </w:pPr>
-      <w:r>
-        <w:rPr>
-          <w:noProof/>
-        </w:rPr>
-        <w:lastRenderedPageBreak/>
-        <w:drawing>
-          <wp:inline distT="0" distB="0" distL="0" distR="0" wp14:anchorId="54AE701A" wp14:editId="4A01708B">
-            <wp:extent cx="6141720" cy="3234690"/>
-            <wp:effectExtent l="0" t="0" r="0" b="3810"/>
-            <wp:docPr id="1990144265" name="Рисунок 14"/>
-            <wp:cNvGraphicFramePr>
-              <a:graphicFrameLocks xmlns:a="http://schemas.openxmlformats.org/drawingml/2006/main" noChangeAspect="1"/>
-            </wp:cNvGraphicFramePr>
-            <a:graphic xmlns:a="http://schemas.openxmlformats.org/drawingml/2006/main">
-              <a:graphicData uri="http://schemas.openxmlformats.org/drawingml/2006/picture">
-                <pic:pic xmlns:pic="http://schemas.openxmlformats.org/drawingml/2006/picture">
-                  <pic:nvPicPr>
-                    <pic:cNvPr id="0" name="Picture 12"/>
-                    <pic:cNvPicPr>
-                      <a:picLocks noChangeAspect="1" noChangeArrowheads="1"/>
-                    </pic:cNvPicPr>
-                  </pic:nvPicPr>
-                  <pic:blipFill>
-                    <a:blip r:embed="rId21" cstate="print">
-                      <a:extLst>
-                        <a:ext uri="{28A0092B-C50C-407E-A947-70E740481C1C}">
-                          <a14:useLocalDpi xmlns:a14="http://schemas.microsoft.com/office/drawing/2010/main" val="0"/>
-                        </a:ext>
-                      </a:extLst>
-                    </a:blip>
-                    <a:srcRect/>
-                    <a:stretch>
-                      <a:fillRect/>
-                    </a:stretch>
-                  </pic:blipFill>
-                  <pic:spPr bwMode="auto">
-                    <a:xfrm>
-                      <a:off x="0" y="0"/>
-                      <a:ext cx="6141720" cy="3234690"/>
-                    </a:xfrm>
-                    <a:prstGeom prst="rect">
-                      <a:avLst/>
-                    </a:prstGeom>
-                    <a:noFill/>
-                    <a:ln>
-                      <a:noFill/>
-                    </a:ln>
-                  </pic:spPr>
-                </pic:pic>
-              </a:graphicData>
-            </a:graphic>
-          </wp:inline>
-        </w:drawing>
-      </w:r>
-    </w:p>
-    <w:p>
-      <w:pPr>
-        <w:spacing w:after="120" w:line="240" w:lineRule="auto"/>
-        <w:ind w:firstLine="0"/>
-        <w:jc w:val="center"/>
-        <w:rPr>
-          <w:b/>
-          <w:bCs/>
-          <w:i/>
-          <w:iCs/>
-          <w:sz w:val="24"/>
-          <w:szCs w:val="24"/>
-        </w:rPr>
-      </w:pPr>
-      <w:r>
-        <w:rPr>
-          <w:b/>
-          <w:bCs/>
-          <w:i/>
-          <w:iCs/>
-          <w:sz w:val="24"/>
-          <w:szCs w:val="24"/>
-        </w:rPr>
-        <w:t>Рисунок 3.12</w:t>
-      </w:r>
-      <w:r>
-        <w:rPr>
-          <w:b/>
-          <w:bCs/>
-          <w:i/>
-          <w:iCs/>
-          <w:sz w:val="24"/>
-          <w:szCs w:val="24"/>
-        </w:rPr>
-        <w:t xml:space="preserve"> – </w:t>
-      </w:r>
-      <w:r>
-        <w:rPr>
-          <w:b/>
-          <w:bCs/>
-          <w:i/>
-          <w:iCs/>
-          <w:sz w:val="24"/>
-          <w:szCs w:val="24"/>
-        </w:rPr>
-        <w:t>Профиль пользователя</w:t>
-      </w:r>
-    </w:p>
-    <w:p>
-      <w:pPr>
-        <w:ind w:firstLine="705"/>
-        <w:jc w:val="both"/>
-      </w:pPr>
-      <w:r>
-        <w:t>В том же выпадающем меню пользователь может поменять настройки своего аккаунта перейдя по соответствующей кнопке (Рисунок 3.13).</w:t>
-      </w:r>
-    </w:p>
-    <w:p>
-      <w:pPr>
-        <w:keepNext/>
-        <w:spacing w:before="120" w:line="240" w:lineRule="auto"/>
-        <w:ind w:firstLine="0"/>
-        <w:jc w:val="center"/>
-      </w:pPr>
-      <w:r>
-        <w:rPr>
-          <w:noProof/>
-        </w:rPr>
-        <w:drawing>
-          <wp:inline distT="0" distB="0" distL="0" distR="0" wp14:anchorId="7AD3207A" wp14:editId="6E9AF6F8">
-            <wp:extent cx="6141720" cy="3174365"/>
-            <wp:effectExtent l="0" t="0" r="0" b="6985"/>
-            <wp:docPr id="171034290" name="Рисунок 15"/>
-            <wp:cNvGraphicFramePr>
-              <a:graphicFrameLocks xmlns:a="http://schemas.openxmlformats.org/drawingml/2006/main" noChangeAspect="1"/>
-            </wp:cNvGraphicFramePr>
-            <a:graphic xmlns:a="http://schemas.openxmlformats.org/drawingml/2006/main">
-              <a:graphicData uri="http://schemas.openxmlformats.org/drawingml/2006/picture">
-                <pic:pic xmlns:pic="http://schemas.openxmlformats.org/drawingml/2006/picture">
-                  <pic:nvPicPr>
-                    <pic:cNvPr id="0" name="Picture 13"/>
-                    <pic:cNvPicPr>
-                      <a:picLocks noChangeAspect="1" noChangeArrowheads="1"/>
-                    </pic:cNvPicPr>
-                  </pic:nvPicPr>
-                  <pic:blipFill>
-                    <a:blip r:embed="rId22" cstate="print">
-                      <a:extLst>
-                        <a:ext uri="{28A0092B-C50C-407E-A947-70E740481C1C}">
-                          <a14:useLocalDpi xmlns:a14="http://schemas.microsoft.com/office/drawing/2010/main" val="0"/>
-                        </a:ext>
-                      </a:extLst>
-                    </a:blip>
-                    <a:srcRect/>
-                    <a:stretch>
-                      <a:fillRect/>
-                    </a:stretch>
-                  </pic:blipFill>
-                  <pic:spPr bwMode="auto">
-                    <a:xfrm>
-                      <a:off x="0" y="0"/>
-                      <a:ext cx="6141720" cy="3174365"/>
-                    </a:xfrm>
-                    <a:prstGeom prst="rect">
-                      <a:avLst/>
-                    </a:prstGeom>
-                    <a:noFill/>
-                    <a:ln>
-                      <a:noFill/>
-                    </a:ln>
-                  </pic:spPr>
-                </pic:pic>
-              </a:graphicData>
-            </a:graphic>
-          </wp:inline>
-        </w:drawing>
-      </w:r>
-    </w:p>
-    <w:p>
-      <w:pPr>
-        <w:spacing w:after="120" w:line="240" w:lineRule="auto"/>
-        <w:ind w:firstLine="0"/>
-        <w:jc w:val="center"/>
-        <w:rPr>
-          <w:b/>
-          <w:bCs/>
-          <w:i/>
-          <w:iCs/>
-          <w:sz w:val="24"/>
-          <w:szCs w:val="24"/>
-        </w:rPr>
-      </w:pPr>
-      <w:r>
-        <w:rPr>
-          <w:b/>
-          <w:bCs/>
-          <w:i/>
-          <w:iCs/>
-          <w:sz w:val="24"/>
-          <w:szCs w:val="24"/>
-        </w:rPr>
-        <w:t>Рисунок 3.13</w:t>
-      </w:r>
-      <w:r>
-        <w:rPr>
-          <w:b/>
-          <w:bCs/>
-          <w:i/>
-          <w:iCs/>
-          <w:sz w:val="24"/>
-          <w:szCs w:val="24"/>
-        </w:rPr>
-        <w:t xml:space="preserve"> – </w:t>
-      </w:r>
-      <w:r>
-        <w:rPr>
-          <w:b/>
-          <w:bCs/>
-          <w:i/>
-          <w:iCs/>
-          <w:sz w:val="24"/>
-          <w:szCs w:val="24"/>
-        </w:rPr>
-        <w:t>Кнопка перехода в настройки аккаунта</w:t>
-      </w:r>
-    </w:p>
-    <w:p>
-      <w:pPr>
-        <w:ind w:firstLine="705"/>
-        <w:jc w:val="both"/>
-      </w:pPr>
-      <w:r>
-        <w:t>В настройках пользователь может изменить аватарку (Рисунок 3.14), ввести новое имя пользователя (Рисунок 3.15) и поменять пароль (Рисунок 3.16).</w:t>
-      </w:r>
-    </w:p>
-    <w:p>
-      <w:pPr>
-        <w:keepNext/>
-        <w:spacing w:before="120" w:line="240" w:lineRule="auto"/>
-        <w:ind w:firstLine="0"/>
-        <w:jc w:val="center"/>
-      </w:pPr>
-      <w:r>
-        <w:rPr>
-          <w:noProof/>
-        </w:rPr>
-        <w:lastRenderedPageBreak/>
-        <w:drawing>
-          <wp:inline distT="0" distB="0" distL="0" distR="0" wp14:anchorId="63658082" wp14:editId="34F6795F">
-            <wp:extent cx="6150610" cy="3209290"/>
-            <wp:effectExtent l="0" t="0" r="2540" b="0"/>
-            <wp:docPr id="210411405" name="Рисунок 16"/>
-            <wp:cNvGraphicFramePr>
-              <a:graphicFrameLocks xmlns:a="http://schemas.openxmlformats.org/drawingml/2006/main" noChangeAspect="1"/>
-            </wp:cNvGraphicFramePr>
-            <a:graphic xmlns:a="http://schemas.openxmlformats.org/drawingml/2006/main">
-              <a:graphicData uri="http://schemas.openxmlformats.org/drawingml/2006/picture">
-                <pic:pic xmlns:pic="http://schemas.openxmlformats.org/drawingml/2006/picture">
-                  <pic:nvPicPr>
-                    <pic:cNvPr id="0" name="Picture 14"/>
-                    <pic:cNvPicPr>
-                      <a:picLocks noChangeAspect="1" noChangeArrowheads="1"/>
-                    </pic:cNvPicPr>
-                  </pic:nvPicPr>
-                  <pic:blipFill>
-                    <a:blip r:embed="rId23" cstate="print">
-                      <a:extLst>
-                        <a:ext uri="{28A0092B-C50C-407E-A947-70E740481C1C}">
-                          <a14:useLocalDpi xmlns:a14="http://schemas.microsoft.com/office/drawing/2010/main" val="0"/>
-                        </a:ext>
-                      </a:extLst>
-                    </a:blip>
-                    <a:srcRect/>
-                    <a:stretch>
-                      <a:fillRect/>
-                    </a:stretch>
-                  </pic:blipFill>
-                  <pic:spPr bwMode="auto">
-                    <a:xfrm>
-                      <a:off x="0" y="0"/>
-                      <a:ext cx="6150610" cy="3209290"/>
-                    </a:xfrm>
-                    <a:prstGeom prst="rect">
-                      <a:avLst/>
-                    </a:prstGeom>
-                    <a:noFill/>
-                    <a:ln>
-                      <a:noFill/>
-                    </a:ln>
-                  </pic:spPr>
-                </pic:pic>
-              </a:graphicData>
-            </a:graphic>
-          </wp:inline>
-        </w:drawing>
-      </w:r>
-    </w:p>
-    <w:p>
-      <w:pPr>
-        <w:spacing w:after="120" w:line="240" w:lineRule="auto"/>
-        <w:ind w:firstLine="0"/>
-        <w:jc w:val="center"/>
-        <w:rPr>
-          <w:b/>
-          <w:bCs/>
-          <w:i/>
-          <w:iCs/>
-          <w:sz w:val="24"/>
-          <w:szCs w:val="24"/>
-        </w:rPr>
-      </w:pPr>
-      <w:r>
-        <w:rPr>
-          <w:b/>
-          <w:bCs/>
-          <w:i/>
-          <w:iCs/>
-          <w:sz w:val="24"/>
-          <w:szCs w:val="24"/>
-        </w:rPr>
-        <w:t>Рисунок 3.14</w:t>
-      </w:r>
-      <w:r>
-        <w:rPr>
-          <w:b/>
-          <w:bCs/>
-          <w:i/>
-          <w:iCs/>
-          <w:sz w:val="24"/>
-          <w:szCs w:val="24"/>
-        </w:rPr>
-        <w:t xml:space="preserve"> – </w:t>
-      </w:r>
-      <w:r>
-        <w:rPr>
-          <w:b/>
-          <w:bCs/>
-          <w:i/>
-          <w:iCs/>
-          <w:sz w:val="24"/>
-          <w:szCs w:val="24"/>
-        </w:rPr>
-        <w:t>Изменение аватарки в настройках</w:t>
-      </w:r>
-    </w:p>
-    <w:p>
-      <w:pPr>
-        <w:keepNext/>
-        <w:spacing w:before="120" w:line="240" w:lineRule="auto"/>
-        <w:ind w:firstLine="0"/>
-        <w:jc w:val="center"/>
-      </w:pPr>
-      <w:r>
-        <w:rPr>
-          <w:noProof/>
-        </w:rPr>
-        <w:drawing>
-          <wp:inline distT="0" distB="0" distL="0" distR="0" wp14:anchorId="4A313BCF" wp14:editId="6621ACFE">
-            <wp:extent cx="6141720" cy="3209290"/>
-            <wp:effectExtent l="0" t="0" r="0" b="0"/>
-            <wp:docPr id="192822578" name="Рисунок 17"/>
-            <wp:cNvGraphicFramePr>
-              <a:graphicFrameLocks xmlns:a="http://schemas.openxmlformats.org/drawingml/2006/main" noChangeAspect="1"/>
-            </wp:cNvGraphicFramePr>
-            <a:graphic xmlns:a="http://schemas.openxmlformats.org/drawingml/2006/main">
-              <a:graphicData uri="http://schemas.openxmlformats.org/drawingml/2006/picture">
-                <pic:pic xmlns:pic="http://schemas.openxmlformats.org/drawingml/2006/picture">
-                  <pic:nvPicPr>
-                    <pic:cNvPr id="0" name="Picture 15"/>
-                    <pic:cNvPicPr>
-                      <a:picLocks noChangeAspect="1" noChangeArrowheads="1"/>
-                    </pic:cNvPicPr>
-                  </pic:nvPicPr>
-                  <pic:blipFill>
-                    <a:blip r:embed="rId24" cstate="print">
-                      <a:extLst>
-                        <a:ext uri="{28A0092B-C50C-407E-A947-70E740481C1C}">
-                          <a14:useLocalDpi xmlns:a14="http://schemas.microsoft.com/office/drawing/2010/main" val="0"/>
-                        </a:ext>
-                      </a:extLst>
-                    </a:blip>
-                    <a:srcRect/>
-                    <a:stretch>
-                      <a:fillRect/>
-                    </a:stretch>
-                  </pic:blipFill>
-                  <pic:spPr bwMode="auto">
-                    <a:xfrm>
-                      <a:off x="0" y="0"/>
-                      <a:ext cx="6141720" cy="3209290"/>
-                    </a:xfrm>
-                    <a:prstGeom prst="rect">
-                      <a:avLst/>
-                    </a:prstGeom>
-                    <a:noFill/>
-                    <a:ln>
-                      <a:noFill/>
-                    </a:ln>
-                  </pic:spPr>
-                </pic:pic>
-              </a:graphicData>
-            </a:graphic>
-          </wp:inline>
-        </w:drawing>
-      </w:r>
-    </w:p>
-    <w:p>
-      <w:pPr>
-        <w:spacing w:after="120" w:line="240" w:lineRule="auto"/>
-        <w:ind w:firstLine="0"/>
-        <w:jc w:val="center"/>
-        <w:rPr>
-          <w:b/>
-          <w:bCs/>
-          <w:i/>
-          <w:iCs/>
-          <w:sz w:val="24"/>
-          <w:szCs w:val="24"/>
-        </w:rPr>
-      </w:pPr>
-      <w:r>
-        <w:rPr>
-          <w:b/>
-          <w:bCs/>
-          <w:i/>
-          <w:iCs/>
-          <w:sz w:val="24"/>
-          <w:szCs w:val="24"/>
-        </w:rPr>
-        <w:t>Рисунок 3.15</w:t>
-      </w:r>
-      <w:r>
-        <w:rPr>
-          <w:b/>
-          <w:bCs/>
-          <w:i/>
-          <w:iCs/>
-          <w:sz w:val="24"/>
-          <w:szCs w:val="24"/>
-        </w:rPr>
-        <w:t xml:space="preserve"> – </w:t>
-      </w:r>
-      <w:r>
-        <w:rPr>
-          <w:b/>
-          <w:bCs/>
-          <w:i/>
-          <w:iCs/>
-          <w:sz w:val="24"/>
-          <w:szCs w:val="24"/>
-        </w:rPr>
-        <w:t>Изменение имени пользователя в настройках</w:t>
-      </w:r>
-    </w:p>
-    <w:p>
-      <w:pPr>
-        <w:keepNext/>
-        <w:spacing w:before="120" w:line="240" w:lineRule="auto"/>
-        <w:ind w:firstLine="0"/>
-        <w:jc w:val="center"/>
-      </w:pPr>
-      <w:r>
-        <w:rPr>
-          <w:noProof/>
-        </w:rPr>
-        <w:lastRenderedPageBreak/>
-        <w:drawing>
-          <wp:inline distT="0" distB="0" distL="0" distR="0" wp14:anchorId="436A9D7E" wp14:editId="557434FD">
-            <wp:extent cx="6150610" cy="3209290"/>
-            <wp:effectExtent l="0" t="0" r="2540" b="0"/>
-            <wp:docPr id="982442879" name="Рисунок 19"/>
-            <wp:cNvGraphicFramePr>
-              <a:graphicFrameLocks xmlns:a="http://schemas.openxmlformats.org/drawingml/2006/main" noChangeAspect="1"/>
-            </wp:cNvGraphicFramePr>
-            <a:graphic xmlns:a="http://schemas.openxmlformats.org/drawingml/2006/main">
-              <a:graphicData uri="http://schemas.openxmlformats.org/drawingml/2006/picture">
-                <pic:pic xmlns:pic="http://schemas.openxmlformats.org/drawingml/2006/picture">
-                  <pic:nvPicPr>
-                    <pic:cNvPr id="0" name="Picture 17"/>
-                    <pic:cNvPicPr>
-                      <a:picLocks noChangeAspect="1" noChangeArrowheads="1"/>
-                    </pic:cNvPicPr>
-                  </pic:nvPicPr>
-                  <pic:blipFill>
-                    <a:blip r:embed="rId25" cstate="print">
-                      <a:extLst>
-                        <a:ext uri="{28A0092B-C50C-407E-A947-70E740481C1C}">
-                          <a14:useLocalDpi xmlns:a14="http://schemas.microsoft.com/office/drawing/2010/main" val="0"/>
-                        </a:ext>
-                      </a:extLst>
-                    </a:blip>
-                    <a:srcRect/>
-                    <a:stretch>
-                      <a:fillRect/>
-                    </a:stretch>
-                  </pic:blipFill>
-                  <pic:spPr bwMode="auto">
-                    <a:xfrm>
-                      <a:off x="0" y="0"/>
-                      <a:ext cx="6150610" cy="3209290"/>
-                    </a:xfrm>
-                    <a:prstGeom prst="rect">
-                      <a:avLst/>
-                    </a:prstGeom>
-                    <a:noFill/>
-                    <a:ln>
-                      <a:noFill/>
-                    </a:ln>
-                  </pic:spPr>
-                </pic:pic>
-              </a:graphicData>
-            </a:graphic>
-          </wp:inline>
-        </w:drawing>
-      </w:r>
-    </w:p>
-    <w:p>
-      <w:pPr>
-        <w:spacing w:after="120" w:line="240" w:lineRule="auto"/>
-        <w:ind w:firstLine="0"/>
-        <w:jc w:val="center"/>
-        <w:rPr>
-          <w:b/>
-          <w:bCs/>
-          <w:i/>
-          <w:iCs/>
-          <w:sz w:val="24"/>
-          <w:szCs w:val="24"/>
-        </w:rPr>
-      </w:pPr>
-      <w:r>
-        <w:rPr>
-          <w:b/>
-          <w:bCs/>
-          <w:i/>
-          <w:iCs/>
-          <w:sz w:val="24"/>
-          <w:szCs w:val="24"/>
-        </w:rPr>
-        <w:t>Рисунок 3.16</w:t>
-      </w:r>
-      <w:r>
-        <w:rPr>
-          <w:b/>
-          <w:bCs/>
-          <w:i/>
-          <w:iCs/>
-          <w:sz w:val="24"/>
-          <w:szCs w:val="24"/>
-        </w:rPr>
-        <w:t xml:space="preserve"> – </w:t>
-      </w:r>
-      <w:r>
-        <w:rPr>
-          <w:b/>
-          <w:bCs/>
-          <w:i/>
-          <w:iCs/>
-          <w:sz w:val="24"/>
-          <w:szCs w:val="24"/>
-        </w:rPr>
-        <w:t>Изменение пароля в настройках</w:t>
-      </w:r>
-    </w:p>
-    <w:p>
-      <w:pPr>
-        <w:ind w:firstLine="705"/>
-        <w:jc w:val="both"/>
-      </w:pPr>
-      <w:r>
-        <w:t>Для администрирования сервиса предусмотрена дополнительная вкладка – панель администратора. Она есть только у пользователей с ролью администратора (Рисунок 3.17).</w:t>
-      </w:r>
-    </w:p>
-    <w:p>
-      <w:pPr>
-        <w:keepNext/>
-        <w:spacing w:before="120" w:line="240" w:lineRule="auto"/>
-        <w:ind w:firstLine="0"/>
-        <w:jc w:val="center"/>
-      </w:pPr>
-      <w:r>
-        <w:rPr>
-          <w:noProof/>
-        </w:rPr>
-        <w:drawing>
-          <wp:inline distT="0" distB="0" distL="0" distR="0" wp14:anchorId="7E4173DC" wp14:editId="64F8555C">
-            <wp:extent cx="6150610" cy="3217545"/>
-            <wp:effectExtent l="0" t="0" r="2540" b="1905"/>
-            <wp:docPr id="856178897" name="Рисунок 20"/>
-            <wp:cNvGraphicFramePr>
-              <a:graphicFrameLocks xmlns:a="http://schemas.openxmlformats.org/drawingml/2006/main" noChangeAspect="1"/>
-            </wp:cNvGraphicFramePr>
-            <a:graphic xmlns:a="http://schemas.openxmlformats.org/drawingml/2006/main">
-              <a:graphicData uri="http://schemas.openxmlformats.org/drawingml/2006/picture">
-                <pic:pic xmlns:pic="http://schemas.openxmlformats.org/drawingml/2006/picture">
-                  <pic:nvPicPr>
-                    <pic:cNvPr id="0" name="Picture 18"/>
-                    <pic:cNvPicPr>
-                      <a:picLocks noChangeAspect="1" noChangeArrowheads="1"/>
-                    </pic:cNvPicPr>
-                  </pic:nvPicPr>
-                  <pic:blipFill>
-                    <a:blip r:embed="rId26" cstate="print">
-                      <a:extLst>
-                        <a:ext uri="{28A0092B-C50C-407E-A947-70E740481C1C}">
-                          <a14:useLocalDpi xmlns:a14="http://schemas.microsoft.com/office/drawing/2010/main" val="0"/>
-                        </a:ext>
-                      </a:extLst>
-                    </a:blip>
-                    <a:srcRect/>
-                    <a:stretch>
-                      <a:fillRect/>
-                    </a:stretch>
-                  </pic:blipFill>
-                  <pic:spPr bwMode="auto">
-                    <a:xfrm>
-                      <a:off x="0" y="0"/>
-                      <a:ext cx="6150610" cy="3217545"/>
-                    </a:xfrm>
-                    <a:prstGeom prst="rect">
-                      <a:avLst/>
-                    </a:prstGeom>
-                    <a:noFill/>
-                    <a:ln>
-                      <a:noFill/>
-                    </a:ln>
-                  </pic:spPr>
-                </pic:pic>
-              </a:graphicData>
-            </a:graphic>
-          </wp:inline>
-        </w:drawing>
-      </w:r>
-    </w:p>
-    <w:p>
-      <w:pPr>
-        <w:spacing w:after="120" w:line="240" w:lineRule="auto"/>
-        <w:ind w:firstLine="0"/>
-        <w:jc w:val="center"/>
-        <w:rPr>
-          <w:b/>
-          <w:bCs/>
-          <w:i/>
-          <w:iCs/>
-          <w:sz w:val="24"/>
-          <w:szCs w:val="24"/>
-        </w:rPr>
-      </w:pPr>
-      <w:r>
-        <w:rPr>
-          <w:b/>
-          <w:bCs/>
-          <w:i/>
-          <w:iCs/>
-          <w:sz w:val="24"/>
-          <w:szCs w:val="24"/>
-        </w:rPr>
-        <w:t>Рисунок 3.17</w:t>
-      </w:r>
-      <w:r>
-        <w:rPr>
-          <w:b/>
-          <w:bCs/>
-          <w:i/>
-          <w:iCs/>
-          <w:sz w:val="24"/>
-          <w:szCs w:val="24"/>
-        </w:rPr>
-        <w:t xml:space="preserve"> – </w:t>
-      </w:r>
-      <w:r>
-        <w:rPr>
-          <w:b/>
-          <w:bCs/>
-          <w:i/>
-          <w:iCs/>
-          <w:sz w:val="24"/>
-          <w:szCs w:val="24"/>
-        </w:rPr>
-        <w:t>Кнопка «панель администратора»</w:t>
-      </w:r>
-    </w:p>
-    <w:p>
-      <w:pPr>
-        <w:ind w:firstLine="705"/>
-        <w:jc w:val="both"/>
-      </w:pPr>
-      <w:r>
-        <w:lastRenderedPageBreak/>
-        <w:t>При переходе в панель администратора, управляющий может посмотреть количество пользователей, администраторов в системе (Рисунок 3.18), а также детальную статистику активности по дням (Рисунок 3.19).</w:t>
-      </w:r>
-    </w:p>
-    <w:p>
-      <w:pPr>
-        <w:keepNext/>
-        <w:spacing w:before="120" w:line="240" w:lineRule="auto"/>
-        <w:ind w:firstLine="0"/>
-        <w:jc w:val="center"/>
-      </w:pPr>
-      <w:r>
-        <w:rPr>
-          <w:noProof/>
-        </w:rPr>
-        <w:drawing>
-          <wp:inline distT="0" distB="0" distL="0" distR="0" wp14:anchorId="7851F519" wp14:editId="7466C691">
-            <wp:extent cx="6141720" cy="3217545"/>
-            <wp:effectExtent l="0" t="0" r="0" b="1905"/>
-            <wp:docPr id="751452348" name="Рисунок 21"/>
-            <wp:cNvGraphicFramePr>
-              <a:graphicFrameLocks xmlns:a="http://schemas.openxmlformats.org/drawingml/2006/main" noChangeAspect="1"/>
-            </wp:cNvGraphicFramePr>
-            <a:graphic xmlns:a="http://schemas.openxmlformats.org/drawingml/2006/main">
-              <a:graphicData uri="http://schemas.openxmlformats.org/drawingml/2006/picture">
-                <pic:pic xmlns:pic="http://schemas.openxmlformats.org/drawingml/2006/picture">
-                  <pic:nvPicPr>
-                    <pic:cNvPr id="0" name="Picture 19"/>
-                    <pic:cNvPicPr>
-                      <a:picLocks noChangeAspect="1" noChangeArrowheads="1"/>
-                    </pic:cNvPicPr>
-                  </pic:nvPicPr>
-                  <pic:blipFill>
-                    <a:blip r:embed="rId27" cstate="print">
-                      <a:extLst>
-                        <a:ext uri="{28A0092B-C50C-407E-A947-70E740481C1C}">
-                          <a14:useLocalDpi xmlns:a14="http://schemas.microsoft.com/office/drawing/2010/main" val="0"/>
-                        </a:ext>
-                      </a:extLst>
-                    </a:blip>
-                    <a:srcRect/>
-                    <a:stretch>
-                      <a:fillRect/>
-                    </a:stretch>
-                  </pic:blipFill>
-                  <pic:spPr bwMode="auto">
-                    <a:xfrm>
-                      <a:off x="0" y="0"/>
-                      <a:ext cx="6141720" cy="3217545"/>
-                    </a:xfrm>
-                    <a:prstGeom prst="rect">
-                      <a:avLst/>
-                    </a:prstGeom>
-                    <a:noFill/>
-                    <a:ln>
-                      <a:noFill/>
-                    </a:ln>
-                  </pic:spPr>
-                </pic:pic>
-              </a:graphicData>
-            </a:graphic>
-          </wp:inline>
-        </w:drawing>
-      </w:r>
-    </w:p>
-    <w:p>
-      <w:pPr>
-        <w:spacing w:after="120" w:line="240" w:lineRule="auto"/>
-        <w:ind w:firstLine="0"/>
-        <w:jc w:val="center"/>
-        <w:rPr>
-          <w:b/>
-          <w:bCs/>
-          <w:i/>
-          <w:iCs/>
-          <w:sz w:val="24"/>
-          <w:szCs w:val="24"/>
-        </w:rPr>
-      </w:pPr>
-      <w:r>
-        <w:rPr>
-          <w:b/>
-          <w:bCs/>
-          <w:i/>
-          <w:iCs/>
-          <w:sz w:val="24"/>
-          <w:szCs w:val="24"/>
-        </w:rPr>
-        <w:t>Рисунок 3.18</w:t>
-      </w:r>
-      <w:r>
-        <w:rPr>
-          <w:b/>
-          <w:bCs/>
-          <w:i/>
-          <w:iCs/>
-          <w:sz w:val="24"/>
-          <w:szCs w:val="24"/>
-        </w:rPr>
-        <w:t xml:space="preserve"> – </w:t>
-      </w:r>
-      <w:r>
-        <w:rPr>
-          <w:b/>
-          <w:bCs/>
-          <w:i/>
-          <w:iCs/>
-          <w:sz w:val="24"/>
-          <w:szCs w:val="24"/>
-        </w:rPr>
-        <w:t>Количество пользователей и администраторов в системе</w:t>
-      </w:r>
-    </w:p>
-    <w:p>
-      <w:pPr>
-        <w:keepNext/>
-        <w:spacing w:before="120" w:line="240" w:lineRule="auto"/>
-        <w:ind w:firstLine="0"/>
-        <w:jc w:val="center"/>
-      </w:pPr>
-      <w:r>
-        <w:rPr>
-          <w:noProof/>
-        </w:rPr>
-        <w:drawing>
-          <wp:inline distT="0" distB="0" distL="0" distR="0" wp14:anchorId="53F15D87" wp14:editId="387ED2B9">
-            <wp:extent cx="6150610" cy="3243580"/>
-            <wp:effectExtent l="0" t="0" r="2540" b="0"/>
-            <wp:docPr id="1886214033" name="Рисунок 22"/>
-            <wp:cNvGraphicFramePr>
-              <a:graphicFrameLocks xmlns:a="http://schemas.openxmlformats.org/drawingml/2006/main" noChangeAspect="1"/>
-            </wp:cNvGraphicFramePr>
-            <a:graphic xmlns:a="http://schemas.openxmlformats.org/drawingml/2006/main">
-              <a:graphicData uri="http://schemas.openxmlformats.org/drawingml/2006/picture">
-                <pic:pic xmlns:pic="http://schemas.openxmlformats.org/drawingml/2006/picture">
-                  <pic:nvPicPr>
-                    <pic:cNvPr id="0" name="Picture 20"/>
-                    <pic:cNvPicPr>
-                      <a:picLocks noChangeAspect="1" noChangeArrowheads="1"/>
-                    </pic:cNvPicPr>
-                  </pic:nvPicPr>
-                  <pic:blipFill>
-                    <a:blip r:embed="rId28" cstate="print">
-                      <a:extLst>
-                        <a:ext uri="{28A0092B-C50C-407E-A947-70E740481C1C}">
-                          <a14:useLocalDpi xmlns:a14="http://schemas.microsoft.com/office/drawing/2010/main" val="0"/>
-                        </a:ext>
-                      </a:extLst>
-                    </a:blip>
-                    <a:srcRect/>
-                    <a:stretch>
-                      <a:fillRect/>
-                    </a:stretch>
-                  </pic:blipFill>
-                  <pic:spPr bwMode="auto">
-                    <a:xfrm>
-                      <a:off x="0" y="0"/>
-                      <a:ext cx="6150610" cy="3243580"/>
-                    </a:xfrm>
-                    <a:prstGeom prst="rect">
-                      <a:avLst/>
-                    </a:prstGeom>
-                    <a:noFill/>
-                    <a:ln>
-                      <a:noFill/>
-                    </a:ln>
-                  </pic:spPr>
-                </pic:pic>
-              </a:graphicData>
-            </a:graphic>
-          </wp:inline>
-        </w:drawing>
-      </w:r>
-    </w:p>
-    <w:p>
-      <w:pPr>
-        <w:spacing w:after="120" w:line="240" w:lineRule="auto"/>
-        <w:ind w:firstLine="0"/>
-        <w:jc w:val="center"/>
-        <w:rPr>
-          <w:b/>
-          <w:bCs/>
-          <w:i/>
-          <w:iCs/>
-          <w:sz w:val="24"/>
-          <w:szCs w:val="24"/>
-        </w:rPr>
-      </w:pPr>
-      <w:r>
-        <w:rPr>
-          <w:b/>
-          <w:bCs/>
-          <w:i/>
-          <w:iCs/>
-          <w:sz w:val="24"/>
-          <w:szCs w:val="24"/>
-        </w:rPr>
-        <w:t>Рисунок 3.19</w:t>
-      </w:r>
-      <w:r>
-        <w:rPr>
-          <w:b/>
-          <w:bCs/>
-          <w:i/>
-          <w:iCs/>
-          <w:sz w:val="24"/>
-          <w:szCs w:val="24"/>
-        </w:rPr>
-        <w:t xml:space="preserve"> – </w:t>
-      </w:r>
-      <w:r>
-        <w:rPr>
-          <w:b/>
-          <w:bCs/>
-          <w:i/>
-          <w:iCs/>
-          <w:sz w:val="24"/>
-          <w:szCs w:val="24"/>
-        </w:rPr>
-        <w:t>Визуализация статистики активности по дням</w:t>
-      </w:r>
-    </w:p>
-    <w:p>
-      <w:pPr>
-        <w:ind w:firstLine="705"/>
-        <w:jc w:val="both"/>
-      </w:pPr>
-      <w:r>
-        <w:lastRenderedPageBreak/>
-        <w:t xml:space="preserve">На следующих вкладках реализован функционал </w:t>
-      </w:r>
-      <w:r>
-        <w:t>просмотра (Рисунок 3.20)</w:t>
-      </w:r>
-      <w:r>
-        <w:t xml:space="preserve">, </w:t>
-      </w:r>
-      <w:r>
-        <w:t>добавления (Рисунок 3.21)</w:t>
-      </w:r>
-      <w:r>
-        <w:t xml:space="preserve">, </w:t>
-      </w:r>
-      <w:r>
-        <w:t>изменения (Рисунок 3.22)</w:t>
-      </w:r>
-      <w:r>
-        <w:t xml:space="preserve"> и </w:t>
-      </w:r>
-      <w:r>
-        <w:t>удаления (Рисунок 3.23)</w:t>
-      </w:r>
-      <w:r>
-        <w:t xml:space="preserve"> соответствующих таблиц.</w:t>
-      </w:r>
-    </w:p>
-    <w:p>
-      <w:pPr>
-        <w:keepNext/>
-        <w:spacing w:before="120" w:line="240" w:lineRule="auto"/>
-        <w:ind w:firstLine="0"/>
-        <w:jc w:val="center"/>
-      </w:pPr>
-      <w:r>
-        <w:rPr>
-          <w:noProof/>
-        </w:rPr>
-        <w:drawing>
-          <wp:inline distT="0" distB="0" distL="0" distR="0" wp14:anchorId="34C6141B" wp14:editId="32B95839">
-            <wp:extent cx="6150610" cy="2993390"/>
-            <wp:effectExtent l="0" t="0" r="2540" b="0"/>
-            <wp:docPr id="668399263" name="Рисунок 24"/>
-            <wp:cNvGraphicFramePr>
-              <a:graphicFrameLocks xmlns:a="http://schemas.openxmlformats.org/drawingml/2006/main" noChangeAspect="1"/>
-            </wp:cNvGraphicFramePr>
-            <a:graphic xmlns:a="http://schemas.openxmlformats.org/drawingml/2006/main">
-              <a:graphicData uri="http://schemas.openxmlformats.org/drawingml/2006/picture">
-                <pic:pic xmlns:pic="http://schemas.openxmlformats.org/drawingml/2006/picture">
-                  <pic:nvPicPr>
-                    <pic:cNvPr id="0" name="Picture 22"/>
-                    <pic:cNvPicPr>
-                      <a:picLocks noChangeAspect="1" noChangeArrowheads="1"/>
-                    </pic:cNvPicPr>
-                  </pic:nvPicPr>
-                  <pic:blipFill>
-                    <a:blip r:embed="rId29" cstate="print">
-                      <a:extLst>
-                        <a:ext uri="{28A0092B-C50C-407E-A947-70E740481C1C}">
-                          <a14:useLocalDpi xmlns:a14="http://schemas.microsoft.com/office/drawing/2010/main" val="0"/>
-                        </a:ext>
-                      </a:extLst>
-                    </a:blip>
-                    <a:srcRect/>
-                    <a:stretch>
-                      <a:fillRect/>
-                    </a:stretch>
-                  </pic:blipFill>
-                  <pic:spPr bwMode="auto">
-                    <a:xfrm>
-                      <a:off x="0" y="0"/>
-                      <a:ext cx="6150610" cy="2993390"/>
-                    </a:xfrm>
-                    <a:prstGeom prst="rect">
-                      <a:avLst/>
-                    </a:prstGeom>
-                    <a:noFill/>
-                    <a:ln>
-                      <a:noFill/>
-                    </a:ln>
-                  </pic:spPr>
-                </pic:pic>
-              </a:graphicData>
-            </a:graphic>
-          </wp:inline>
-        </w:drawing>
-      </w:r>
-    </w:p>
-    <w:p>
-      <w:pPr>
-        <w:spacing w:after="120" w:line="240" w:lineRule="auto"/>
-        <w:ind w:firstLine="0"/>
-        <w:jc w:val="center"/>
-        <w:rPr>
-          <w:b/>
-          <w:bCs/>
-          <w:i/>
-          <w:iCs/>
-          <w:sz w:val="24"/>
-          <w:szCs w:val="24"/>
-        </w:rPr>
-      </w:pPr>
-      <w:r>
-        <w:rPr>
-          <w:b/>
-          <w:bCs/>
-          <w:i/>
-          <w:iCs/>
-          <w:sz w:val="24"/>
-          <w:szCs w:val="24"/>
-        </w:rPr>
-        <w:t>Рисунок 3.20</w:t>
-      </w:r>
-      <w:r>
-        <w:rPr>
-          <w:b/>
-          <w:bCs/>
-          <w:i/>
-          <w:iCs/>
-          <w:sz w:val="24"/>
-          <w:szCs w:val="24"/>
-        </w:rPr>
-        <w:t xml:space="preserve"> – </w:t>
-      </w:r>
-      <w:r>
-        <w:rPr>
-          <w:b/>
-          <w:bCs/>
-          <w:i/>
-          <w:iCs/>
-          <w:sz w:val="24"/>
-          <w:szCs w:val="24"/>
-        </w:rPr>
-        <w:t>Просмотр т</w:t>
-      </w:r>
-      <w:r>
-        <w:rPr>
-          <w:b/>
-          <w:bCs/>
-          <w:i/>
-          <w:iCs/>
-          <w:sz w:val="24"/>
-          <w:szCs w:val="24"/>
-        </w:rPr>
-        <w:t>аблиц</w:t>
-      </w:r>
-      <w:r>
-        <w:rPr>
-          <w:b/>
-          <w:bCs/>
-          <w:i/>
-          <w:iCs/>
-          <w:sz w:val="24"/>
-          <w:szCs w:val="24"/>
-        </w:rPr>
-        <w:t>ы</w:t>
-      </w:r>
-      <w:r>
-        <w:rPr>
-          <w:b/>
-          <w:bCs/>
-          <w:i/>
-          <w:iCs/>
-          <w:sz w:val="24"/>
-          <w:szCs w:val="24"/>
-        </w:rPr>
-        <w:t xml:space="preserve"> пользователей</w:t>
-      </w:r>
-    </w:p>
-    <w:p>
-      <w:pPr>
-        <w:keepNext/>
-        <w:spacing w:before="120" w:line="240" w:lineRule="auto"/>
-        <w:ind w:firstLine="0"/>
-        <w:jc w:val="center"/>
-      </w:pPr>
-      <w:r>
-        <w:rPr>
-          <w:noProof/>
-        </w:rPr>
-        <w:drawing>
-          <wp:inline distT="0" distB="0" distL="0" distR="0" wp14:anchorId="01F9563F" wp14:editId="77E1F678">
-            <wp:extent cx="6150610" cy="2993390"/>
-            <wp:effectExtent l="0" t="0" r="2540" b="0"/>
-            <wp:docPr id="1197187633" name="Рисунок 25"/>
-            <wp:cNvGraphicFramePr>
-              <a:graphicFrameLocks xmlns:a="http://schemas.openxmlformats.org/drawingml/2006/main" noChangeAspect="1"/>
-            </wp:cNvGraphicFramePr>
-            <a:graphic xmlns:a="http://schemas.openxmlformats.org/drawingml/2006/main">
-              <a:graphicData uri="http://schemas.openxmlformats.org/drawingml/2006/picture">
-                <pic:pic xmlns:pic="http://schemas.openxmlformats.org/drawingml/2006/picture">
-                  <pic:nvPicPr>
-                    <pic:cNvPr id="0" name="Picture 23"/>
-                    <pic:cNvPicPr>
-                      <a:picLocks noChangeAspect="1" noChangeArrowheads="1"/>
-                    </pic:cNvPicPr>
-                  </pic:nvPicPr>
-                  <pic:blipFill>
-                    <a:blip r:embed="rId30" cstate="print">
-                      <a:extLst>
-                        <a:ext uri="{28A0092B-C50C-407E-A947-70E740481C1C}">
-                          <a14:useLocalDpi xmlns:a14="http://schemas.microsoft.com/office/drawing/2010/main" val="0"/>
-                        </a:ext>
-                      </a:extLst>
-                    </a:blip>
-                    <a:srcRect/>
-                    <a:stretch>
-                      <a:fillRect/>
-                    </a:stretch>
-                  </pic:blipFill>
-                  <pic:spPr bwMode="auto">
-                    <a:xfrm>
-                      <a:off x="0" y="0"/>
-                      <a:ext cx="6150610" cy="2993390"/>
-                    </a:xfrm>
-                    <a:prstGeom prst="rect">
-                      <a:avLst/>
-                    </a:prstGeom>
-                    <a:noFill/>
-                    <a:ln>
-                      <a:noFill/>
-                    </a:ln>
-                  </pic:spPr>
-                </pic:pic>
-              </a:graphicData>
-            </a:graphic>
-          </wp:inline>
-        </w:drawing>
-      </w:r>
-    </w:p>
-    <w:p>
-      <w:pPr>
-        <w:spacing w:after="120" w:line="240" w:lineRule="auto"/>
-        <w:ind w:firstLine="0"/>
-        <w:jc w:val="center"/>
-        <w:rPr>
-          <w:b/>
-          <w:bCs/>
-          <w:i/>
-          <w:iCs/>
-          <w:sz w:val="24"/>
-          <w:szCs w:val="24"/>
-        </w:rPr>
-      </w:pPr>
-      <w:r>
-        <w:rPr>
-          <w:b/>
-          <w:bCs/>
-          <w:i/>
-          <w:iCs/>
-          <w:sz w:val="24"/>
-          <w:szCs w:val="24"/>
-        </w:rPr>
-        <w:t>Рисунок 3.21 – Добавление в таблицу пользователей</w:t>
-      </w:r>
-    </w:p>
-    <w:p>
-      <w:pPr>
-        <w:keepNext/>
-        <w:spacing w:before="120" w:line="240" w:lineRule="auto"/>
-        <w:ind w:firstLine="0"/>
-        <w:jc w:val="center"/>
-      </w:pPr>
-      <w:r>
-        <w:rPr>
-          <w:noProof/>
-        </w:rPr>
-        <w:lastRenderedPageBreak/>
-        <w:drawing>
-          <wp:inline distT="0" distB="0" distL="0" distR="0" wp14:anchorId="14804FF6" wp14:editId="18791331">
-            <wp:extent cx="6150610" cy="3002280"/>
-            <wp:effectExtent l="0" t="0" r="2540" b="7620"/>
-            <wp:docPr id="1880454522" name="Рисунок 26"/>
-            <wp:cNvGraphicFramePr>
-              <a:graphicFrameLocks xmlns:a="http://schemas.openxmlformats.org/drawingml/2006/main" noChangeAspect="1"/>
-            </wp:cNvGraphicFramePr>
-            <a:graphic xmlns:a="http://schemas.openxmlformats.org/drawingml/2006/main">
-              <a:graphicData uri="http://schemas.openxmlformats.org/drawingml/2006/picture">
-                <pic:pic xmlns:pic="http://schemas.openxmlformats.org/drawingml/2006/picture">
-                  <pic:nvPicPr>
-                    <pic:cNvPr id="0" name="Picture 24"/>
-                    <pic:cNvPicPr>
-                      <a:picLocks noChangeAspect="1" noChangeArrowheads="1"/>
-                    </pic:cNvPicPr>
-                  </pic:nvPicPr>
-                  <pic:blipFill>
-                    <a:blip r:embed="rId31" cstate="print">
-                      <a:extLst>
-                        <a:ext uri="{28A0092B-C50C-407E-A947-70E740481C1C}">
-                          <a14:useLocalDpi xmlns:a14="http://schemas.microsoft.com/office/drawing/2010/main" val="0"/>
-                        </a:ext>
-                      </a:extLst>
-                    </a:blip>
-                    <a:srcRect/>
-                    <a:stretch>
-                      <a:fillRect/>
-                    </a:stretch>
-                  </pic:blipFill>
-                  <pic:spPr bwMode="auto">
-                    <a:xfrm>
-                      <a:off x="0" y="0"/>
-                      <a:ext cx="6150610" cy="3002280"/>
-                    </a:xfrm>
-                    <a:prstGeom prst="rect">
-                      <a:avLst/>
-                    </a:prstGeom>
-                    <a:noFill/>
-                    <a:ln>
-                      <a:noFill/>
-                    </a:ln>
-                  </pic:spPr>
-                </pic:pic>
-              </a:graphicData>
-            </a:graphic>
-          </wp:inline>
-        </w:drawing>
-      </w:r>
-    </w:p>
-    <w:p>
-      <w:pPr>
-        <w:spacing w:after="120" w:line="240" w:lineRule="auto"/>
-        <w:ind w:firstLine="0"/>
-        <w:jc w:val="center"/>
-        <w:rPr>
-          <w:b/>
-          <w:bCs/>
-          <w:i/>
-          <w:iCs/>
-          <w:sz w:val="24"/>
-          <w:szCs w:val="24"/>
-        </w:rPr>
-      </w:pPr>
-      <w:r>
-        <w:rPr>
-          <w:b/>
-          <w:bCs/>
-          <w:i/>
-          <w:iCs/>
-          <w:sz w:val="24"/>
-          <w:szCs w:val="24"/>
-        </w:rPr>
-        <w:t>Рисунок 3.22 – Изменение таблицы пользователей</w:t>
-      </w:r>
-    </w:p>
-    <w:p>
-      <w:pPr>
-        <w:keepNext/>
-        <w:spacing w:before="120" w:line="240" w:lineRule="auto"/>
-        <w:ind w:firstLine="0"/>
-        <w:jc w:val="center"/>
-      </w:pPr>
-      <w:r>
-        <w:rPr>
-          <w:noProof/>
-        </w:rPr>
-        <w:drawing>
-          <wp:inline distT="0" distB="0" distL="0" distR="0" wp14:anchorId="6B752E44" wp14:editId="62560134">
-            <wp:extent cx="6141720" cy="3019425"/>
-            <wp:effectExtent l="0" t="0" r="0" b="9525"/>
-            <wp:docPr id="742570946" name="Рисунок 27"/>
-            <wp:cNvGraphicFramePr>
-              <a:graphicFrameLocks xmlns:a="http://schemas.openxmlformats.org/drawingml/2006/main" noChangeAspect="1"/>
-            </wp:cNvGraphicFramePr>
-            <a:graphic xmlns:a="http://schemas.openxmlformats.org/drawingml/2006/main">
-              <a:graphicData uri="http://schemas.openxmlformats.org/drawingml/2006/picture">
-                <pic:pic xmlns:pic="http://schemas.openxmlformats.org/drawingml/2006/picture">
-                  <pic:nvPicPr>
-                    <pic:cNvPr id="0" name="Picture 25"/>
-                    <pic:cNvPicPr>
-                      <a:picLocks noChangeAspect="1" noChangeArrowheads="1"/>
-                    </pic:cNvPicPr>
-                  </pic:nvPicPr>
-                  <pic:blipFill>
-                    <a:blip r:embed="rId32" cstate="print">
-                      <a:extLst>
-                        <a:ext uri="{28A0092B-C50C-407E-A947-70E740481C1C}">
-                          <a14:useLocalDpi xmlns:a14="http://schemas.microsoft.com/office/drawing/2010/main" val="0"/>
-                        </a:ext>
-                      </a:extLst>
-                    </a:blip>
-                    <a:srcRect/>
-                    <a:stretch>
-                      <a:fillRect/>
-                    </a:stretch>
-                  </pic:blipFill>
-                  <pic:spPr bwMode="auto">
-                    <a:xfrm>
-                      <a:off x="0" y="0"/>
-                      <a:ext cx="6141720" cy="3019425"/>
-                    </a:xfrm>
-                    <a:prstGeom prst="rect">
-                      <a:avLst/>
-                    </a:prstGeom>
-                    <a:noFill/>
-                    <a:ln>
-                      <a:noFill/>
-                    </a:ln>
-                  </pic:spPr>
-                </pic:pic>
-              </a:graphicData>
-            </a:graphic>
-          </wp:inline>
-        </w:drawing>
-      </w:r>
-    </w:p>
-    <w:p>
-      <w:pPr>
-        <w:spacing w:after="120" w:line="240" w:lineRule="auto"/>
-        <w:ind w:firstLine="0"/>
-        <w:jc w:val="center"/>
-        <w:rPr>
-          <w:b/>
-          <w:bCs/>
-          <w:i/>
-          <w:iCs/>
-          <w:sz w:val="24"/>
-          <w:szCs w:val="24"/>
-        </w:rPr>
-      </w:pPr>
-      <w:r>
-        <w:rPr>
-          <w:b/>
-          <w:bCs/>
-          <w:i/>
-          <w:iCs/>
-          <w:sz w:val="24"/>
-          <w:szCs w:val="24"/>
-        </w:rPr>
-        <w:t>Рисунок 3.23 – Удаление данных из таблицы пользователей</w:t>
-      </w:r>
-    </w:p>
-    <w:p>
-      <w:pPr>
-        <w:ind w:firstLine="705"/>
-        <w:jc w:val="both"/>
-      </w:pPr>
-      <w:r>
-        <w:t xml:space="preserve">В разделе слов реализован аналогичный функционал, а </w:t>
-      </w:r>
-      <w:r>
-        <w:t>также</w:t>
-      </w:r>
-      <w:r>
-        <w:t xml:space="preserve"> возможность импорта слов из </w:t>
-      </w:r>
-      <w:r>
-        <w:t>Excel</w:t>
-      </w:r>
-      <w:r>
-        <w:t xml:space="preserve"> (</w:t>
-      </w:r>
-      <w:r>
-        <w:t>Рисунок 3.2</w:t>
-      </w:r>
-      <w:r>
-        <w:t>4</w:t>
-      </w:r>
-      <w:r>
-        <w:t xml:space="preserve">). </w:t>
-      </w:r>
-    </w:p>
-    <w:p>
-      <w:pPr>
-        <w:keepNext/>
-        <w:spacing w:before="120" w:line="240" w:lineRule="auto"/>
-        <w:ind w:firstLine="0"/>
-        <w:jc w:val="center"/>
-      </w:pPr>
-      <w:r>
-        <w:rPr>
-          <w:noProof/>
-        </w:rPr>
-        <w:lastRenderedPageBreak/>
-        <w:drawing>
-          <wp:inline distT="0" distB="0" distL="0" distR="0" wp14:anchorId="572A6BB4" wp14:editId="5A4587FD">
-            <wp:extent cx="6141720" cy="2984500"/>
-            <wp:effectExtent l="0" t="0" r="0" b="6350"/>
-            <wp:docPr id="1918066369" name="Рисунок 23"/>
-            <wp:cNvGraphicFramePr>
-              <a:graphicFrameLocks xmlns:a="http://schemas.openxmlformats.org/drawingml/2006/main" noChangeAspect="1"/>
-            </wp:cNvGraphicFramePr>
-            <a:graphic xmlns:a="http://schemas.openxmlformats.org/drawingml/2006/main">
-              <a:graphicData uri="http://schemas.openxmlformats.org/drawingml/2006/picture">
-                <pic:pic xmlns:pic="http://schemas.openxmlformats.org/drawingml/2006/picture">
-                  <pic:nvPicPr>
-                    <pic:cNvPr id="0" name="Picture 21"/>
-                    <pic:cNvPicPr>
-                      <a:picLocks noChangeAspect="1" noChangeArrowheads="1"/>
-                    </pic:cNvPicPr>
-                  </pic:nvPicPr>
-                  <pic:blipFill>
-                    <a:blip r:embed="rId33" cstate="print">
-                      <a:extLst>
-                        <a:ext uri="{28A0092B-C50C-407E-A947-70E740481C1C}">
-                          <a14:useLocalDpi xmlns:a14="http://schemas.microsoft.com/office/drawing/2010/main" val="0"/>
-                        </a:ext>
-                      </a:extLst>
-                    </a:blip>
-                    <a:srcRect/>
-                    <a:stretch>
-                      <a:fillRect/>
-                    </a:stretch>
-                  </pic:blipFill>
-                  <pic:spPr bwMode="auto">
-                    <a:xfrm>
-                      <a:off x="0" y="0"/>
-                      <a:ext cx="6141720" cy="2984500"/>
-                    </a:xfrm>
-                    <a:prstGeom prst="rect">
-                      <a:avLst/>
-                    </a:prstGeom>
-                    <a:noFill/>
-                    <a:ln>
-                      <a:noFill/>
-                    </a:ln>
-                  </pic:spPr>
-                </pic:pic>
-              </a:graphicData>
-            </a:graphic>
-          </wp:inline>
-        </w:drawing>
-      </w:r>
-    </w:p>
-    <w:p>
-      <w:pPr>
-        <w:spacing w:after="120" w:line="240" w:lineRule="auto"/>
-        <w:ind w:firstLine="0"/>
-        <w:jc w:val="center"/>
-        <w:rPr>
-          <w:b/>
-          <w:bCs/>
-          <w:i/>
-          <w:iCs/>
-          <w:sz w:val="24"/>
-          <w:szCs w:val="24"/>
-        </w:rPr>
-      </w:pPr>
-      <w:r>
-        <w:rPr>
-          <w:b/>
-          <w:bCs/>
-          <w:i/>
-          <w:iCs/>
-          <w:sz w:val="24"/>
-          <w:szCs w:val="24"/>
-        </w:rPr>
-        <w:t>Рисунок 3.2</w:t>
-      </w:r>
-      <w:r>
-        <w:rPr>
-          <w:b/>
-          <w:bCs/>
-          <w:i/>
-          <w:iCs/>
-          <w:sz w:val="24"/>
-          <w:szCs w:val="24"/>
-        </w:rPr>
-        <w:t>4</w:t>
-      </w:r>
-      <w:r>
-        <w:rPr>
-          <w:b/>
-          <w:bCs/>
-          <w:i/>
-          <w:iCs/>
-          <w:sz w:val="24"/>
-          <w:szCs w:val="24"/>
-        </w:rPr>
-        <w:t xml:space="preserve"> – </w:t>
-      </w:r>
-      <w:r>
-        <w:rPr>
-          <w:b/>
-          <w:bCs/>
-          <w:i/>
-          <w:iCs/>
-          <w:sz w:val="24"/>
-          <w:szCs w:val="24"/>
-        </w:rPr>
-        <w:t xml:space="preserve">Импорт слов из </w:t>
-      </w:r>
-      <w:r>
-        <w:rPr>
-          <w:b/>
-          <w:bCs/>
-          <w:i/>
-          <w:iCs/>
-          <w:sz w:val="24"/>
-          <w:szCs w:val="24"/>
-          <w:lang w:val="en-US"/>
-        </w:rPr>
-        <w:t>Excel</w:t>
-      </w:r>
-    </w:p>
-    <w:p>
-      <w:pPr>
-        <w:ind w:firstLine="705"/>
-        <w:jc w:val="both"/>
-      </w:pPr>
-      <w:r>
-        <w:t xml:space="preserve">В разделе </w:t>
-      </w:r>
-      <w:r>
-        <w:t>«Администраторы»</w:t>
-      </w:r>
-      <w:r>
-        <w:t xml:space="preserve"> </w:t>
-      </w:r>
-      <w:r>
-        <w:t>реализован функционал просмотра, добавления, редактирования и удаления администраторов</w:t>
-      </w:r>
-      <w:r>
-        <w:t xml:space="preserve"> (Р</w:t>
-      </w:r>
-      <w:r>
-        <w:t>исунок 3.2</w:t>
-      </w:r>
-      <w:r>
-        <w:t>5</w:t>
-      </w:r>
-      <w:r>
-        <w:t>).</w:t>
-      </w:r>
-    </w:p>
-    <w:p>
-      <w:pPr>
-        <w:keepNext/>
-        <w:spacing w:before="120" w:line="240" w:lineRule="auto"/>
-        <w:ind w:firstLine="0"/>
-        <w:jc w:val="center"/>
-      </w:pPr>
-      <w:r>
-        <w:rPr>
-          <w:noProof/>
-        </w:rPr>
-        <w:drawing>
-          <wp:inline distT="0" distB="0" distL="0" distR="0" wp14:anchorId="2D6E37E2" wp14:editId="267C4436">
-            <wp:extent cx="6152515" cy="3230245"/>
-            <wp:effectExtent l="0" t="0" r="635" b="8255"/>
-            <wp:docPr id="804916621" name="Рисунок 1"/>
-            <wp:cNvGraphicFramePr>
-              <a:graphicFrameLocks xmlns:a="http://schemas.openxmlformats.org/drawingml/2006/main" noChangeAspect="1"/>
-            </wp:cNvGraphicFramePr>
-            <a:graphic xmlns:a="http://schemas.openxmlformats.org/drawingml/2006/main">
-              <a:graphicData uri="http://schemas.openxmlformats.org/drawingml/2006/picture">
-                <pic:pic xmlns:pic="http://schemas.openxmlformats.org/drawingml/2006/picture">
-                  <pic:nvPicPr>
-                    <pic:cNvPr id="804916621" name=""/>
+                    <pic:cNvPr id="732944495" name=""/>
                     <pic:cNvPicPr/>
                   </pic:nvPicPr>
                   <pic:blipFill>
-                    <a:blip r:embed="rId34"/>
+                    <a:blip r:embed="rId11"/>
                     <a:stretch>
                       <a:fillRect/>
                     </a:stretch>
@@ -4755,7 +2050,7 @@
                   <pic:spPr>
                     <a:xfrm>
                       <a:off x="0" y="0"/>
-                      <a:ext cx="6152515" cy="3230245"/>
+                      <a:ext cx="4173854" cy="3272158"/>
                     </a:xfrm>
                     <a:prstGeom prst="rect">
                       <a:avLst/>
@@ -4791,7 +2086,7 @@
           <w:sz w:val="24"/>
           <w:szCs w:val="24"/>
         </w:rPr>
-        <w:t>Рисунок 3.2</w:t>
+        <w:t xml:space="preserve">Рисунок 3.2 – </w:t>
       </w:r>
       <w:r>
         <w:rPr>
@@ -4802,51 +2097,7 @@
           <w:sz w:val="24"/>
           <w:szCs w:val="24"/>
         </w:rPr>
-        <w:t>5</w:t>
-      </w:r>
-      <w:r>
-        <w:rPr>
-          <w:b/>
-          <w:bCs/>
-          <w:i/>
-          <w:iCs/>
-          <w:sz w:val="24"/>
-          <w:szCs w:val="24"/>
-        </w:rPr>
-        <w:t xml:space="preserve"> –</w:t>
-      </w:r>
-      <w:r>
-        <w:rPr>
-          <w:b/>
-          <w:bCs/>
-          <w:i/>
-          <w:iCs/>
-          <w:sz w:val="24"/>
-          <w:szCs w:val="24"/>
-        </w:rPr>
-        <w:t xml:space="preserve"> </w:t>
-      </w:r>
-      <w:r>
-        <w:rPr>
-          <w:b/>
-          <w:bCs/>
-          <w:i/>
-          <w:iCs/>
-          <w:sz w:val="24"/>
-          <w:szCs w:val="24"/>
-        </w:rPr>
-        <w:t>Таблица администраторов</w:t>
-      </w:r>
-      <w:r>
-        <w:rPr>
-          <w:b/>
-          <w:bCs/>
-          <w:i/>
-          <w:iCs/>
-          <w:sz w:val="24"/>
-          <w:szCs w:val="24"/>
-        </w:rPr>
-        <w:t xml:space="preserve"> </w:t>
+        <w:t>Просмотр доступных лабораторных работ</w:t>
       </w:r>
     </w:p>
     <w:p>
@@ -4855,22 +2106,10 @@
         <w:jc w:val="both"/>
       </w:pPr>
       <w:r>
-        <w:t>В разделе «</w:t>
-      </w:r>
-      <w:r>
-        <w:t>Этапы</w:t>
-      </w:r>
-      <w:r>
-        <w:t>»</w:t>
-      </w:r>
-      <w:r>
-        <w:t xml:space="preserve"> представлен функционал для просмотра, добавления, редактирования и удаления стадий изучения слов (Рисунок 3.2</w:t>
-      </w:r>
-      <w:r>
-        <w:t>6</w:t>
-      </w:r>
-      <w:r>
-        <w:t>).</w:t>
+        <w:t>При нажатии на карточку лабораторной работы происходит перенаправление на форму загрузки результатов выполнения лабораторной работы. Студент может загрузить отчет и файлы с кодом или ввести ссылку на удаленный репозиторий</w:t>
+      </w:r>
+      <w:r>
+        <w:t xml:space="preserve"> (Рисунок 3.3).</w:t>
       </w:r>
     </w:p>
     <w:p>
@@ -4879,17 +2118,19 @@
         <w:spacing w:before="120" w:line="240" w:lineRule="auto"/>
         <w:ind w:firstLine="0"/>
         <w:jc w:val="center"/>
+        <w:rPr>
+          <w:lang w:val="en-US"/>
+        </w:rPr>
       </w:pPr>
       <w:r>
         <w:rPr>
           <w:noProof/>
         </w:rPr>
-        <w:lastRenderedPageBreak/>
         <w:drawing>
-          <wp:inline distT="0" distB="0" distL="0" distR="0" wp14:anchorId="64C44A8D" wp14:editId="308F1A15">
-            <wp:extent cx="6152515" cy="3230245"/>
-            <wp:effectExtent l="0" t="0" r="635" b="8255"/>
-            <wp:docPr id="1556767139" name="Рисунок 1"/>
+          <wp:inline distT="0" distB="0" distL="0" distR="0" wp14:anchorId="4401474F" wp14:editId="001969C9">
+            <wp:extent cx="4543425" cy="3520608"/>
+            <wp:effectExtent l="0" t="0" r="0" b="3810"/>
+            <wp:docPr id="698643351" name="Picture 1"/>
             <wp:cNvGraphicFramePr>
               <a:graphicFrameLocks xmlns:a="http://schemas.openxmlformats.org/drawingml/2006/main" noChangeAspect="1"/>
             </wp:cNvGraphicFramePr>
@@ -4897,11 +2138,11 @@
               <a:graphicData uri="http://schemas.openxmlformats.org/drawingml/2006/picture">
                 <pic:pic xmlns:pic="http://schemas.openxmlformats.org/drawingml/2006/picture">
                   <pic:nvPicPr>
-                    <pic:cNvPr id="1556767139" name=""/>
+                    <pic:cNvPr id="698643351" name=""/>
                     <pic:cNvPicPr/>
                   </pic:nvPicPr>
                   <pic:blipFill>
-                    <a:blip r:embed="rId35"/>
+                    <a:blip r:embed="rId12"/>
                     <a:stretch>
                       <a:fillRect/>
                     </a:stretch>
@@ -4909,7 +2150,7 @@
                   <pic:spPr>
                     <a:xfrm>
                       <a:off x="0" y="0"/>
-                      <a:ext cx="6152515" cy="3230245"/>
+                      <a:ext cx="4551152" cy="3526595"/>
                     </a:xfrm>
                     <a:prstGeom prst="rect">
                       <a:avLst/>
@@ -4945,7 +2186,7 @@
           <w:sz w:val="24"/>
           <w:szCs w:val="24"/>
         </w:rPr>
-        <w:t>Рисунок 3.2</w:t>
+        <w:t xml:space="preserve">Рисунок 3.3 – </w:t>
       </w:r>
       <w:r>
         <w:rPr>
@@ -4956,29 +2197,7 @@
           <w:sz w:val="24"/>
           <w:szCs w:val="24"/>
         </w:rPr>
-        <w:t>6</w:t>
-      </w:r>
-      <w:r>
-        <w:rPr>
-          <w:b/>
-          <w:bCs/>
-          <w:i/>
-          <w:iCs/>
-          <w:sz w:val="24"/>
-          <w:szCs w:val="24"/>
-        </w:rPr>
-        <w:t xml:space="preserve"> – </w:t>
-      </w:r>
-      <w:r>
-        <w:rPr>
-          <w:b/>
-          <w:bCs/>
-          <w:i/>
-          <w:iCs/>
-          <w:sz w:val="24"/>
-          <w:szCs w:val="24"/>
-        </w:rPr>
-        <w:t>Таблица стадий</w:t>
+        <w:t>Форма загрузки результатов выполнения лабораторной работы</w:t>
       </w:r>
     </w:p>
     <w:p>
@@ -4987,7 +2206,16 @@
         <w:jc w:val="both"/>
       </w:pPr>
       <w:r>
-        <w:t>В разделе «Уровни слов» представлен функционал для просмотра, добавления, редактирования и удаления уровней слов (Рисунок 3.27).</w:t>
+        <w:lastRenderedPageBreak/>
+        <w:t xml:space="preserve">В верхнем навигационном меню студент может перейти в вкладку выбора методических материалов. </w:t>
+      </w:r>
+      <w:proofErr w:type="gramStart"/>
+      <w:r>
+        <w:t>(</w:t>
+      </w:r>
+      <w:proofErr w:type="gramEnd"/>
+      <w:r>
+        <w:t>Рисунок 3.4).</w:t>
       </w:r>
     </w:p>
     <w:p>
@@ -5000,12 +2228,13 @@
       <w:r>
         <w:rPr>
           <w:noProof/>
+          <w:lang w:val="en-US"/>
         </w:rPr>
         <w:drawing>
-          <wp:inline distT="0" distB="0" distL="0" distR="0" wp14:anchorId="70850B76" wp14:editId="666DD667">
-            <wp:extent cx="6152515" cy="3238500"/>
-            <wp:effectExtent l="0" t="0" r="635" b="0"/>
-            <wp:docPr id="1444271255" name="Рисунок 1"/>
+          <wp:inline distT="0" distB="0" distL="0" distR="0" wp14:anchorId="5050EDAC" wp14:editId="4BBAC2C4">
+            <wp:extent cx="4619625" cy="3060655"/>
+            <wp:effectExtent l="0" t="0" r="0" b="6985"/>
+            <wp:docPr id="129224946" name="Picture 1"/>
             <wp:cNvGraphicFramePr>
               <a:graphicFrameLocks xmlns:a="http://schemas.openxmlformats.org/drawingml/2006/main" noChangeAspect="1"/>
             </wp:cNvGraphicFramePr>
@@ -5013,11 +2242,11 @@
               <a:graphicData uri="http://schemas.openxmlformats.org/drawingml/2006/picture">
                 <pic:pic xmlns:pic="http://schemas.openxmlformats.org/drawingml/2006/picture">
                   <pic:nvPicPr>
-                    <pic:cNvPr id="1444271255" name=""/>
+                    <pic:cNvPr id="129224946" name=""/>
                     <pic:cNvPicPr/>
                   </pic:nvPicPr>
                   <pic:blipFill>
-                    <a:blip r:embed="rId36"/>
+                    <a:blip r:embed="rId13"/>
                     <a:stretch>
                       <a:fillRect/>
                     </a:stretch>
@@ -5025,7 +2254,7 @@
                   <pic:spPr>
                     <a:xfrm>
                       <a:off x="0" y="0"/>
-                      <a:ext cx="6152515" cy="3238500"/>
+                      <a:ext cx="4629874" cy="3067445"/>
                     </a:xfrm>
                     <a:prstGeom prst="rect">
                       <a:avLst/>
@@ -5061,7 +2290,7 @@
           <w:sz w:val="24"/>
           <w:szCs w:val="24"/>
         </w:rPr>
-        <w:t>Рисунок 3.2</w:t>
+        <w:t>Рисунок 3.</w:t>
       </w:r>
       <w:r>
         <w:rPr>
@@ -5072,7 +2301,7 @@
           <w:sz w:val="24"/>
           <w:szCs w:val="24"/>
         </w:rPr>
-        <w:t>7</w:t>
+        <w:t>4</w:t>
       </w:r>
       <w:r>
         <w:rPr>
@@ -5094,8 +2323,21 @@
           <w:sz w:val="24"/>
           <w:szCs w:val="24"/>
         </w:rPr>
-        <w:t>Таблица уровней слов</w:t>
-      </w:r>
+        <w:t xml:space="preserve">Выбор лабораторной работы для просмотра </w:t>
+      </w:r>
+      <w:proofErr w:type="spellStart"/>
+      <w:r>
+        <w:rPr>
+          <w:b/>
+          <w:bCs/>
+          <w:i/>
+          <w:iCs/>
+          <w:sz w:val="24"/>
+          <w:szCs w:val="24"/>
+        </w:rPr>
+        <w:t>матераилов</w:t>
+      </w:r>
+      <w:proofErr w:type="spellEnd"/>
     </w:p>
     <w:p>
       <w:pPr>
@@ -5103,7 +2345,13 @@
         <w:jc w:val="both"/>
       </w:pPr>
       <w:r>
-        <w:t>В разделе «Части речи» представлен функционал для просмотра, добавления, редактирования и удаления частей речи (Рисунок 3.28).</w:t>
+        <w:t>После нажатия на соответствующую работу студент попадает на страницу просмотра материалов конкретной работы</w:t>
+      </w:r>
+      <w:r>
+        <w:t xml:space="preserve"> (Рисунок 3.5).</w:t>
+      </w:r>
+      <w:r>
+        <w:t xml:space="preserve"> Так же перейти на эту страницу студент может напрямую из формы загрузки работы. В левой части формы студент может переходить на соответствующие части работы, используя панель навигации.</w:t>
       </w:r>
     </w:p>
     <w:p>
@@ -5116,13 +2364,14 @@
       <w:r>
         <w:rPr>
           <w:noProof/>
+          <w:lang w:val="en-US"/>
         </w:rPr>
         <w:lastRenderedPageBreak/>
         <w:drawing>
-          <wp:inline distT="0" distB="0" distL="0" distR="0" wp14:anchorId="48EE51C8" wp14:editId="0E6CE651">
-            <wp:extent cx="6152515" cy="3250565"/>
-            <wp:effectExtent l="0" t="0" r="635" b="6985"/>
-            <wp:docPr id="149885711" name="Рисунок 1"/>
+          <wp:inline distT="0" distB="0" distL="0" distR="0" wp14:anchorId="26CF10F9" wp14:editId="70CAEDB5">
+            <wp:extent cx="4972050" cy="3891539"/>
+            <wp:effectExtent l="0" t="0" r="0" b="0"/>
+            <wp:docPr id="8371754" name="Picture 1"/>
             <wp:cNvGraphicFramePr>
               <a:graphicFrameLocks xmlns:a="http://schemas.openxmlformats.org/drawingml/2006/main" noChangeAspect="1"/>
             </wp:cNvGraphicFramePr>
@@ -5130,11 +2379,11 @@
               <a:graphicData uri="http://schemas.openxmlformats.org/drawingml/2006/picture">
                 <pic:pic xmlns:pic="http://schemas.openxmlformats.org/drawingml/2006/picture">
                   <pic:nvPicPr>
-                    <pic:cNvPr id="149885711" name=""/>
+                    <pic:cNvPr id="8371754" name=""/>
                     <pic:cNvPicPr/>
                   </pic:nvPicPr>
                   <pic:blipFill>
-                    <a:blip r:embed="rId37"/>
+                    <a:blip r:embed="rId14"/>
                     <a:stretch>
                       <a:fillRect/>
                     </a:stretch>
@@ -5142,7 +2391,7 @@
                   <pic:spPr>
                     <a:xfrm>
                       <a:off x="0" y="0"/>
-                      <a:ext cx="6152515" cy="3250565"/>
+                      <a:ext cx="4977574" cy="3895862"/>
                     </a:xfrm>
                     <a:prstGeom prst="rect">
                       <a:avLst/>
@@ -5178,7 +2427,7 @@
           <w:sz w:val="24"/>
           <w:szCs w:val="24"/>
         </w:rPr>
-        <w:t>Рисунок 3.2</w:t>
+        <w:t>Рисунок 3.5</w:t>
       </w:r>
       <w:r>
         <w:rPr>
@@ -5189,7 +2438,7 @@
           <w:sz w:val="24"/>
           <w:szCs w:val="24"/>
         </w:rPr>
-        <w:t>8</w:t>
+        <w:t xml:space="preserve"> – </w:t>
       </w:r>
       <w:r>
         <w:rPr>
@@ -5200,29 +2449,7 @@
           <w:sz w:val="24"/>
           <w:szCs w:val="24"/>
         </w:rPr>
-        <w:t xml:space="preserve"> – </w:t>
-      </w:r>
-      <w:r>
-        <w:rPr>
-          <w:b/>
-          <w:bCs/>
-          <w:i/>
-          <w:iCs/>
-          <w:sz w:val="24"/>
-          <w:szCs w:val="24"/>
-        </w:rPr>
-        <w:t>Таблица частей речи</w:t>
-      </w:r>
-      <w:r>
-        <w:rPr>
-          <w:b/>
-          <w:bCs/>
-          <w:i/>
-          <w:iCs/>
-          <w:sz w:val="24"/>
-          <w:szCs w:val="24"/>
-        </w:rPr>
-        <w:t xml:space="preserve"> </w:t>
+        <w:t>Форма просмотра материалов лабораторной работы</w:t>
       </w:r>
     </w:p>
     <w:p>
@@ -5231,7 +2458,30 @@
         <w:jc w:val="both"/>
       </w:pPr>
       <w:r>
-        <w:t>При добавлении некорректно введенных данных пользователь получает соответствующее сообщение об ошибке (Рисунок 3.29).</w:t>
+        <w:t>На основной форме выбора просмотра материалов конкретной работы студент может так же воспользоваться поиском по методическим материалам, промотав страницу вниз</w:t>
+      </w:r>
+      <w:r>
+        <w:t xml:space="preserve"> (</w:t>
+      </w:r>
+      <w:r>
+        <w:t xml:space="preserve">Рисунок </w:t>
+      </w:r>
+      <w:r>
+        <w:t>3.7)</w:t>
+      </w:r>
+      <w:r>
+        <w:t>.</w:t>
+      </w:r>
+      <w:r>
+        <w:t xml:space="preserve"> Для студента доступен поиск по префиксу, суффиксу, а </w:t>
+      </w:r>
+      <w:proofErr w:type="gramStart"/>
+      <w:r>
+        <w:t>так же</w:t>
+      </w:r>
+      <w:proofErr w:type="gramEnd"/>
+      <w:r>
+        <w:t xml:space="preserve"> реализованы выпадающие списки с выбором фильтров поиска.</w:t>
       </w:r>
     </w:p>
     <w:p>
@@ -5243,20 +2493,15 @@
       </w:pPr>
       <w:r>
         <w:rPr>
-          <w:b/>
-          <w:bCs/>
-          <w:i/>
-          <w:iCs/>
           <w:noProof/>
-          <w:sz w:val="24"/>
-          <w:szCs w:val="24"/>
           <w:lang w:val="en-US"/>
         </w:rPr>
+        <w:lastRenderedPageBreak/>
         <w:drawing>
-          <wp:inline distT="0" distB="0" distL="0" distR="0" wp14:anchorId="09631175" wp14:editId="0492519E">
-            <wp:extent cx="6152515" cy="621030"/>
-            <wp:effectExtent l="0" t="0" r="635" b="7620"/>
-            <wp:docPr id="261964287" name="Рисунок 1"/>
+          <wp:inline distT="0" distB="0" distL="0" distR="0" wp14:anchorId="7F74A1EE" wp14:editId="38751528">
+            <wp:extent cx="4905375" cy="3837781"/>
+            <wp:effectExtent l="0" t="0" r="0" b="0"/>
+            <wp:docPr id="64048098" name="Picture 1"/>
             <wp:cNvGraphicFramePr>
               <a:graphicFrameLocks xmlns:a="http://schemas.openxmlformats.org/drawingml/2006/main" noChangeAspect="1"/>
             </wp:cNvGraphicFramePr>
@@ -5264,11 +2509,11 @@
               <a:graphicData uri="http://schemas.openxmlformats.org/drawingml/2006/picture">
                 <pic:pic xmlns:pic="http://schemas.openxmlformats.org/drawingml/2006/picture">
                   <pic:nvPicPr>
-                    <pic:cNvPr id="261964287" name=""/>
+                    <pic:cNvPr id="64048098" name=""/>
                     <pic:cNvPicPr/>
                   </pic:nvPicPr>
                   <pic:blipFill>
-                    <a:blip r:embed="rId38"/>
+                    <a:blip r:embed="rId15"/>
                     <a:stretch>
                       <a:fillRect/>
                     </a:stretch>
@@ -5276,7 +2521,7 @@
                   <pic:spPr>
                     <a:xfrm>
                       <a:off x="0" y="0"/>
-                      <a:ext cx="6152515" cy="621030"/>
+                      <a:ext cx="4911662" cy="3842700"/>
                     </a:xfrm>
                     <a:prstGeom prst="rect">
                       <a:avLst/>
@@ -5312,14 +2557,9 @@
           <w:sz w:val="24"/>
           <w:szCs w:val="24"/>
         </w:rPr>
-        <w:t xml:space="preserve">Рисунок 3.29 – Сообщение об ошибке ввода данных </w:t>
-      </w:r>
-    </w:p>
-    <w:p>
-      <w:pPr>
-        <w:spacing w:after="120" w:line="240" w:lineRule="auto"/>
-        <w:ind w:firstLine="0"/>
-        <w:jc w:val="center"/>
+        <w:t>Рисунок 3.6</w:t>
+      </w:r>
+      <w:r>
         <w:rPr>
           <w:b/>
           <w:bCs/>
@@ -5328,10 +2568,22 @@
           <w:sz w:val="24"/>
           <w:szCs w:val="24"/>
         </w:rPr>
-      </w:pPr>
+        <w:t xml:space="preserve"> – </w:t>
+      </w:r>
+      <w:r>
+        <w:rPr>
+          <w:b/>
+          <w:bCs/>
+          <w:i/>
+          <w:iCs/>
+          <w:sz w:val="24"/>
+          <w:szCs w:val="24"/>
+        </w:rPr>
+        <w:t>Поля для ввода персональных данных</w:t>
+      </w:r>
     </w:p>
     <w:sectPr>
-      <w:headerReference w:type="default" r:id="rId39"/>
+      <w:headerReference w:type="default" r:id="rId16"/>
       <w:pgSz w:w="12240" w:h="15840"/>
       <w:pgMar w:top="1134" w:right="850" w:bottom="1134" w:left="1701" w:header="709" w:footer="709" w:gutter="0"/>
       <w:pgNumType w:start="3"/>
@@ -5389,7 +2641,7 @@
 <w:hdr xmlns:wpc="http://schemas.microsoft.com/office/word/2010/wordprocessingCanvas" xmlns:cx="http://schemas.microsoft.com/office/drawing/2014/chartex" xmlns:cx1="http://schemas.microsoft.com/office/drawing/2015/9/8/chartex" xmlns:cx2="http://schemas.microsoft.com/office/drawing/2015/10/21/chartex" xmlns:cx3="http://schemas.microsoft.com/office/drawing/2016/5/9/chartex" xmlns:cx4="http://schemas.microsoft.com/office/drawing/2016/5/10/chartex" xmlns:cx5="http://schemas.microsoft.com/office/drawing/2016/5/11/chartex" xmlns:cx6="http://schemas.microsoft.com/office/drawing/2016/5/12/chartex" xmlns:cx7="http://schemas.microsoft.com/office/drawing/2016/5/13/chartex" xmlns:cx8="http://schemas.microsoft.com/office/drawing/2016/5/14/chartex" xmlns:mc="http://schemas.openxmlformats.org/markup-compatibility/2006" xmlns:aink="http://schemas.microsoft.com/office/drawing/2016/ink" xmlns:am3d="http://schemas.microsoft.com/office/drawing/2017/model3d" xmlns:o="urn:schemas-microsoft-com:office:office" xmlns:oel="http://schemas.microsoft.com/office/2019/extlst" xmlns:r="http://schemas.openxmlformats.org/officeDocument/2006/relationships" xmlns:m="http://schemas.openxmlformats.org/officeDocument/2006/math" xmlns:v="urn:schemas-microsoft-com:vml" xmlns:wp14="http://schemas.microsoft.com/office/word/2010/wordprocessingDrawing" xmlns:wp="http://schemas.openxmlformats.org/drawingml/2006/wordprocessingDrawing" xmlns:w10="urn:schemas-microsoft-com:office:word" xmlns:w="http://schemas.openxmlformats.org/wordprocessingml/2006/main" xmlns:w14="http://schemas.microsoft.com/office/word/2010/wordml" xmlns:w15="http://schemas.microsoft.com/office/word/2012/wordml" xmlns:w16cex="http://schemas.microsoft.com/office/word/2018/wordml/cex" xmlns:w16cid="http://schemas.microsoft.com/office/word/2016/wordml/cid" xmlns:w16="http://schemas.microsoft.com/office/word/2018/wordml" xmlns:w16du="http://schemas.microsoft.com/office/word/2023/wordml/word16du" xmlns:w16sdtdh="http://schemas.microsoft.com/office/word/2020/wordml/sdtdatahash" xmlns:w16sdtfl="http://schemas.microsoft.com/office/word/2024/wordml/sdtformatlock" xmlns:w16se="http://schemas.microsoft.com/office/word/2015/wordml/symex" xmlns:wpg="http://schemas.microsoft.com/office/word/2010/wordprocessingGroup" xmlns:wpi="http://schemas.microsoft.com/office/word/2010/wordprocessingInk" xmlns:wne="http://schemas.microsoft.com/office/word/2006/wordml" xmlns:wps="http://schemas.microsoft.com/office/word/2010/wordprocessingShape" mc:Ignorable="w14 w15 w16se w16cid w16 w16cex w16sdtdh w16sdtfl w16du wp14">
   <w:p>
     <w:pPr>
-      <w:pStyle w:val="a3"/>
+      <w:pStyle w:val="Header"/>
     </w:pPr>
     <w:r>
       <w:rPr>
@@ -5455,7 +2707,7 @@
                       <w:txbxContent>
                         <w:p>
                           <w:pPr>
-                            <w:pStyle w:val="a3"/>
+                            <w:pStyle w:val="Header"/>
                           </w:pPr>
                           <w:r>
                             <w:fldChar w:fldCharType="begin"/>
@@ -5536,7 +2788,7 @@
   </w:p>
   <w:p>
     <w:pPr>
-      <w:pStyle w:val="a3"/>
+      <w:pStyle w:val="Header"/>
     </w:pPr>
     <w:r>
       <w:t>RU.17701729.12.17-01 ТЗ 01-1</w:t>
@@ -5549,7 +2801,7 @@
 <w:hdr xmlns:wpc="http://schemas.microsoft.com/office/word/2010/wordprocessingCanvas" xmlns:cx="http://schemas.microsoft.com/office/drawing/2014/chartex" xmlns:cx1="http://schemas.microsoft.com/office/drawing/2015/9/8/chartex" xmlns:cx2="http://schemas.microsoft.com/office/drawing/2015/10/21/chartex" xmlns:cx3="http://schemas.microsoft.com/office/drawing/2016/5/9/chartex" xmlns:cx4="http://schemas.microsoft.com/office/drawing/2016/5/10/chartex" xmlns:cx5="http://schemas.microsoft.com/office/drawing/2016/5/11/chartex" xmlns:cx6="http://schemas.microsoft.com/office/drawing/2016/5/12/chartex" xmlns:cx7="http://schemas.microsoft.com/office/drawing/2016/5/13/chartex" xmlns:cx8="http://schemas.microsoft.com/office/drawing/2016/5/14/chartex" xmlns:mc="http://schemas.openxmlformats.org/markup-compatibility/2006" xmlns:aink="http://schemas.microsoft.com/office/drawing/2016/ink" xmlns:am3d="http://schemas.microsoft.com/office/drawing/2017/model3d" xmlns:o="urn:schemas-microsoft-com:office:office" xmlns:oel="http://schemas.microsoft.com/office/2019/extlst" xmlns:r="http://schemas.openxmlformats.org/officeDocument/2006/relationships" xmlns:m="http://schemas.openxmlformats.org/officeDocument/2006/math" xmlns:v="urn:schemas-microsoft-com:vml" xmlns:wp14="http://schemas.microsoft.com/office/word/2010/wordprocessingDrawing" xmlns:wp="http://schemas.openxmlformats.org/drawingml/2006/wordprocessingDrawing" xmlns:w10="urn:schemas-microsoft-com:office:word" xmlns:w="http://schemas.openxmlformats.org/wordprocessingml/2006/main" xmlns:w14="http://schemas.microsoft.com/office/word/2010/wordml" xmlns:w15="http://schemas.microsoft.com/office/word/2012/wordml" xmlns:w16cex="http://schemas.microsoft.com/office/word/2018/wordml/cex" xmlns:w16cid="http://schemas.microsoft.com/office/word/2016/wordml/cid" xmlns:w16="http://schemas.microsoft.com/office/word/2018/wordml" xmlns:w16du="http://schemas.microsoft.com/office/word/2023/wordml/word16du" xmlns:w16sdtdh="http://schemas.microsoft.com/office/word/2020/wordml/sdtdatahash" xmlns:w16sdtfl="http://schemas.microsoft.com/office/word/2024/wordml/sdtformatlock" xmlns:w16se="http://schemas.microsoft.com/office/word/2015/wordml/symex" xmlns:wpg="http://schemas.microsoft.com/office/word/2010/wordprocessingGroup" xmlns:wpi="http://schemas.microsoft.com/office/word/2010/wordprocessingInk" xmlns:wne="http://schemas.microsoft.com/office/word/2006/wordml" xmlns:wps="http://schemas.microsoft.com/office/word/2010/wordprocessingShape" mc:Ignorable="w14 w15 w16se w16cid w16 w16cex w16sdtdh w16sdtfl w16du wp14">
   <w:p>
     <w:pPr>
-      <w:pStyle w:val="a3"/>
+      <w:pStyle w:val="Header"/>
     </w:pPr>
     <w:r>
       <w:rPr>
@@ -5615,7 +2867,7 @@
                       <w:txbxContent>
                         <w:p>
                           <w:pPr>
-                            <w:pStyle w:val="a3"/>
+                            <w:pStyle w:val="Header"/>
                           </w:pPr>
                           <w:r>
                             <w:fldChar w:fldCharType="begin"/>
@@ -5696,7 +2948,7 @@
   </w:p>
   <w:p>
     <w:pPr>
-      <w:pStyle w:val="a3"/>
+      <w:pStyle w:val="Header"/>
     </w:pPr>
     <w:r>
       <w:t>RU.17701729.12.17-01 ТЗ 01-1</w:t>
@@ -6138,7 +3390,7 @@
     <w:lsdException w:name="Unresolved Mention" w:semiHidden="1" w:uiPriority="99" w:unhideWhenUsed="1"/>
     <w:lsdException w:name="Smart Link" w:semiHidden="1" w:uiPriority="99" w:unhideWhenUsed="1"/>
   </w:latentStyles>
-  <w:style w:type="paragraph" w:default="1" w:styleId="a">
+  <w:style w:type="paragraph" w:default="1" w:styleId="Normal">
     <w:name w:val="Normal"/>
     <w:qFormat/>
     <w:pPr>
@@ -6152,7 +3404,7 @@
       <w:szCs w:val="26"/>
     </w:rPr>
   </w:style>
-  <w:style w:type="paragraph" w:styleId="1">
+  <w:style w:type="paragraph" w:styleId="Heading1">
     <w:name w:val="heading 1"/>
     <w:qFormat/>
     <w:pPr>
@@ -6170,7 +3422,7 @@
       <w:szCs w:val="26"/>
     </w:rPr>
   </w:style>
-  <w:style w:type="paragraph" w:styleId="2">
+  <w:style w:type="paragraph" w:styleId="Heading2">
     <w:name w:val="heading 2"/>
     <w:qFormat/>
     <w:pPr>
@@ -6187,13 +3439,13 @@
       <w:szCs w:val="26"/>
     </w:rPr>
   </w:style>
-  <w:style w:type="character" w:default="1" w:styleId="a0">
+  <w:style w:type="character" w:default="1" w:styleId="DefaultParagraphFont">
     <w:name w:val="Default Paragraph Font"/>
     <w:uiPriority w:val="1"/>
     <w:semiHidden/>
     <w:unhideWhenUsed/>
   </w:style>
-  <w:style w:type="table" w:default="1" w:styleId="a1">
+  <w:style w:type="table" w:default="1" w:styleId="TableNormal">
     <w:name w:val="Normal Table"/>
     <w:uiPriority w:val="99"/>
     <w:semiHidden/>
@@ -6208,15 +3460,15 @@
       </w:tblCellMar>
     </w:tblPr>
   </w:style>
-  <w:style w:type="numbering" w:default="1" w:styleId="a2">
+  <w:style w:type="numbering" w:default="1" w:styleId="NoList">
     <w:name w:val="No List"/>
     <w:uiPriority w:val="99"/>
     <w:semiHidden/>
     <w:unhideWhenUsed/>
   </w:style>
-  <w:style w:type="paragraph" w:styleId="a3">
+  <w:style w:type="paragraph" w:styleId="Header">
     <w:name w:val="header"/>
-    <w:basedOn w:val="a"/>
+    <w:basedOn w:val="Normal"/>
     <w:autoRedefine/>
     <w:qFormat/>
     <w:rsid w:val="000264DF"/>
@@ -6233,10 +3485,10 @@
       <w:color w:val="000000" w:themeColor="text1"/>
     </w:rPr>
   </w:style>
-  <w:style w:type="paragraph" w:styleId="10">
+  <w:style w:type="paragraph" w:styleId="TOC1">
     <w:name w:val="toc 1"/>
-    <w:basedOn w:val="a"/>
-    <w:next w:val="a"/>
+    <w:basedOn w:val="Normal"/>
+    <w:next w:val="Normal"/>
     <w:qFormat/>
     <w:pPr>
       <w:tabs>
@@ -6244,10 +3496,10 @@
       </w:tabs>
     </w:pPr>
   </w:style>
-  <w:style w:type="paragraph" w:styleId="20">
+  <w:style w:type="paragraph" w:styleId="TOC2">
     <w:name w:val="toc 2"/>
-    <w:basedOn w:val="a"/>
-    <w:next w:val="a"/>
+    <w:basedOn w:val="Normal"/>
+    <w:next w:val="Normal"/>
     <w:qFormat/>
     <w:pPr>
       <w:tabs>
@@ -6256,9 +3508,9 @@
       <w:ind w:leftChars="200" w:left="420"/>
     </w:pPr>
   </w:style>
-  <w:style w:type="paragraph" w:styleId="a4">
+  <w:style w:type="paragraph" w:styleId="Footer">
     <w:name w:val="footer"/>
-    <w:basedOn w:val="a"/>
+    <w:basedOn w:val="Normal"/>
     <w:pPr>
       <w:tabs>
         <w:tab w:val="center" w:pos="4153"/>

--- a/lms/docs/Ханжин_А_Е_РИС_23_1_Руководство пользователя.docx
+++ b/lms/docs/Ханжин_А_Е_РИС_23_1_Руководство пользователя.docx
@@ -477,7 +477,43 @@
                 <w:szCs w:val="24"/>
                 <w:lang w:eastAsia="en-US"/>
               </w:rPr>
-              <w:t>RU.17701729.12.17-01 ТЗ 01-1-ЛУ</w:t>
+              <w:t>RU.17701729.</w:t>
+            </w:r>
+            <w:r>
+              <w:rPr>
+                <w:rFonts w:eastAsiaTheme="minorEastAsia"/>
+                <w:sz w:val="24"/>
+                <w:szCs w:val="24"/>
+                <w:lang w:eastAsia="en-US"/>
+              </w:rPr>
+              <w:t>09</w:t>
+            </w:r>
+            <w:r>
+              <w:rPr>
+                <w:rFonts w:eastAsiaTheme="minorEastAsia"/>
+                <w:sz w:val="24"/>
+                <w:szCs w:val="24"/>
+                <w:lang w:eastAsia="en-US"/>
+              </w:rPr>
+              <w:t>.</w:t>
+            </w:r>
+            <w:r>
+              <w:rPr>
+                <w:rFonts w:eastAsiaTheme="minorEastAsia"/>
+                <w:sz w:val="24"/>
+                <w:szCs w:val="24"/>
+                <w:lang w:eastAsia="en-US"/>
+              </w:rPr>
+              <w:t>03</w:t>
+            </w:r>
+            <w:r>
+              <w:rPr>
+                <w:rFonts w:eastAsiaTheme="minorEastAsia"/>
+                <w:sz w:val="24"/>
+                <w:szCs w:val="24"/>
+                <w:lang w:eastAsia="en-US"/>
+              </w:rPr>
+              <w:t>-01 ТЗ 01-1-ЛУ</w:t>
             </w:r>
           </w:p>
         </w:tc>
@@ -991,7 +1027,47 @@
           <w:szCs w:val="22"/>
           <w:lang w:eastAsia="en-US"/>
         </w:rPr>
-        <w:t>RU.17701729.12.17-01 ТЗ 01-1-ЛУ</w:t>
+        <w:t>RU.17701729.</w:t>
+      </w:r>
+      <w:r>
+        <w:rPr>
+          <w:rFonts w:eastAsiaTheme="minorHAnsi" w:cstheme="minorBidi"/>
+          <w:b/>
+          <w:sz w:val="28"/>
+          <w:szCs w:val="22"/>
+          <w:lang w:eastAsia="en-US"/>
+        </w:rPr>
+        <w:t>09</w:t>
+      </w:r>
+      <w:r>
+        <w:rPr>
+          <w:rFonts w:eastAsiaTheme="minorHAnsi" w:cstheme="minorBidi"/>
+          <w:b/>
+          <w:sz w:val="28"/>
+          <w:szCs w:val="22"/>
+          <w:lang w:eastAsia="en-US"/>
+        </w:rPr>
+        <w:t>.</w:t>
+      </w:r>
+      <w:r>
+        <w:rPr>
+          <w:rFonts w:eastAsiaTheme="minorHAnsi" w:cstheme="minorBidi"/>
+          <w:b/>
+          <w:sz w:val="28"/>
+          <w:szCs w:val="22"/>
+          <w:lang w:eastAsia="en-US"/>
+        </w:rPr>
+        <w:t>03</w:t>
+      </w:r>
+      <w:r>
+        <w:rPr>
+          <w:rFonts w:eastAsiaTheme="minorHAnsi" w:cstheme="minorBidi"/>
+          <w:b/>
+          <w:sz w:val="28"/>
+          <w:szCs w:val="22"/>
+          <w:lang w:eastAsia="en-US"/>
+        </w:rPr>
+        <w:t>-01 ТЗ 01-1-ЛУ</w:t>
       </w:r>
     </w:p>
     <w:p>
@@ -1141,7 +1217,19 @@
         <w:ind w:firstLine="0"/>
       </w:pPr>
       <w:r>
-        <w:t>RU.17701729.12.17-01 ТЗ 01-1-ЛУ</w:t>
+        <w:t>RU.17701729.</w:t>
+      </w:r>
+      <w:r>
+        <w:t>09</w:t>
+      </w:r>
+      <w:r>
+        <w:t>.</w:t>
+      </w:r>
+      <w:r>
+        <w:t>03</w:t>
+      </w:r>
+      <w:r>
+        <w:t>-01 ТЗ 01-1-ЛУ</w:t>
       </w:r>
     </w:p>
     <w:p>
@@ -1203,7 +1291,35 @@
           <w:b/>
           <w:bCs/>
         </w:rPr>
-        <w:t>RU.17701729.12.17-01 ТЗ 01-1</w:t>
+        <w:t>RU.17701729.</w:t>
+      </w:r>
+      <w:r>
+        <w:rPr>
+          <w:b/>
+          <w:bCs/>
+        </w:rPr>
+        <w:t>09</w:t>
+      </w:r>
+      <w:r>
+        <w:rPr>
+          <w:b/>
+          <w:bCs/>
+        </w:rPr>
+        <w:t>.</w:t>
+      </w:r>
+      <w:r>
+        <w:rPr>
+          <w:b/>
+          <w:bCs/>
+        </w:rPr>
+        <w:t>03</w:t>
+      </w:r>
+      <w:r>
+        <w:rPr>
+          <w:b/>
+          <w:bCs/>
+        </w:rPr>
+        <w:t>-01 ТЗ 01-1</w:t>
       </w:r>
     </w:p>
     <w:p>
@@ -1213,14 +1329,12 @@
         <w:rPr>
           <w:b/>
           <w:bCs/>
-          <w:lang w:val="en-US"/>
-        </w:rPr>
-      </w:pPr>
-      <w:r>
-        <w:rPr>
-          <w:b/>
-          <w:bCs/>
-          <w:highlight w:val="yellow"/>
+        </w:rPr>
+      </w:pPr>
+      <w:r>
+        <w:rPr>
+          <w:b/>
+          <w:bCs/>
         </w:rPr>
         <w:t xml:space="preserve">Листов </w:t>
       </w:r>
@@ -1228,10 +1342,8 @@
         <w:rPr>
           <w:b/>
           <w:bCs/>
-          <w:highlight w:val="yellow"/>
-          <w:lang w:val="en-US"/>
-        </w:rPr>
-        <w:t>N</w:t>
+        </w:rPr>
+        <w:t>11</w:t>
       </w:r>
     </w:p>
     <w:p>
@@ -2209,13 +2321,8 @@
         <w:lastRenderedPageBreak/>
         <w:t xml:space="preserve">В верхнем навигационном меню студент может перейти в вкладку выбора методических материалов. </w:t>
       </w:r>
-      <w:proofErr w:type="gramStart"/>
-      <w:r>
-        <w:t>(</w:t>
-      </w:r>
-      <w:proofErr w:type="gramEnd"/>
-      <w:r>
-        <w:t>Рисунок 3.4).</w:t>
+      <w:r>
+        <w:t>(Рисунок 3.4).</w:t>
       </w:r>
     </w:p>
     <w:p>
@@ -2791,7 +2898,19 @@
       <w:pStyle w:val="Header"/>
     </w:pPr>
     <w:r>
-      <w:t>RU.17701729.12.17-01 ТЗ 01-1</w:t>
+      <w:t>RU.17701729.</w:t>
+    </w:r>
+    <w:r>
+      <w:t>09</w:t>
+    </w:r>
+    <w:r>
+      <w:t>.</w:t>
+    </w:r>
+    <w:r>
+      <w:t>03</w:t>
+    </w:r>
+    <w:r>
+      <w:t>-01 ТЗ 01-1</w:t>
     </w:r>
   </w:p>
 </w:hdr>
@@ -2951,7 +3070,19 @@
       <w:pStyle w:val="Header"/>
     </w:pPr>
     <w:r>
-      <w:t>RU.17701729.12.17-01 ТЗ 01-1</w:t>
+      <w:t>RU.17701729.</w:t>
+    </w:r>
+    <w:r>
+      <w:t>09</w:t>
+    </w:r>
+    <w:r>
+      <w:t>.</w:t>
+    </w:r>
+    <w:r>
+      <w:t>03</w:t>
+    </w:r>
+    <w:r>
+      <w:t>-01 ТЗ 01-1</w:t>
     </w:r>
   </w:p>
 </w:hdr>
@@ -3831,6 +3962,10 @@
 </file>
 
 <file path=customXml/item1.xml><?xml version="1.0" encoding="utf-8"?>
+<b:Sources xmlns:b="http://schemas.openxmlformats.org/officeDocument/2006/bibliography" xmlns="http://schemas.openxmlformats.org/officeDocument/2006/bibliography" SelectedStyle="\APASixthEditionOfficeOnline.xsl" StyleName="APA" Version="6"/>
+</file>
+
+<file path=customXml/item2.xml><?xml version="1.0" encoding="utf-8"?>
 <s:customData xmlns="http://www.wps.cn/officeDocument/2013/wpsCustomData" xmlns:s="http://www.wps.cn/officeDocument/2013/wpsCustomData">
   <customSectProps>
     <customSectPr/>
@@ -3844,22 +3979,18 @@
 </s:customData>
 </file>
 
-<file path=customXml/item2.xml><?xml version="1.0" encoding="utf-8"?>
-<b:Sources xmlns:b="http://schemas.openxmlformats.org/officeDocument/2006/bibliography" xmlns="http://schemas.openxmlformats.org/officeDocument/2006/bibliography" SelectedStyle="\APASixthEditionOfficeOnline.xsl" StyleName="APA" Version="6"/>
+<file path=customXml/itemProps1.xml><?xml version="1.0" encoding="utf-8"?>
+<ds:datastoreItem xmlns:ds="http://schemas.openxmlformats.org/officeDocument/2006/customXml" ds:itemID="{8658A054-1638-4214-BB26-342E2C223AF4}">
+  <ds:schemaRefs>
+    <ds:schemaRef ds:uri="http://schemas.openxmlformats.org/officeDocument/2006/bibliography"/>
+  </ds:schemaRefs>
+</ds:datastoreItem>
 </file>
 
-<file path=customXml/itemProps1.xml><?xml version="1.0" encoding="utf-8"?>
+<file path=customXml/itemProps2.xml><?xml version="1.0" encoding="utf-8"?>
 <ds:datastoreItem xmlns:ds="http://schemas.openxmlformats.org/officeDocument/2006/customXml" ds:itemID="{B1977F7D-205B-4081-913C-38D41E755F92}">
   <ds:schemaRefs>
     <ds:schemaRef ds:uri="http://www.wps.cn/officeDocument/2013/wpsCustomData"/>
   </ds:schemaRefs>
 </ds:datastoreItem>
-</file>
-
-<file path=customXml/itemProps2.xml><?xml version="1.0" encoding="utf-8"?>
-<ds:datastoreItem xmlns:ds="http://schemas.openxmlformats.org/officeDocument/2006/customXml" ds:itemID="{8658A054-1638-4214-BB26-342E2C223AF4}">
-  <ds:schemaRefs>
-    <ds:schemaRef ds:uri="http://schemas.openxmlformats.org/officeDocument/2006/bibliography"/>
-  </ds:schemaRefs>
-</ds:datastoreItem>
 </file>